--- a/Docs/wispr3_serial_command_interface.docx
+++ b/Docs/wispr3_serial_command_interface.docx
@@ -1,6 +1,6 @@
 
 <file path=word/document.xml><?xml version="1.0" encoding="utf-8"?>
-<w:document xmlns:wpc="http://schemas.microsoft.com/office/word/2010/wordprocessingCanvas" xmlns:cx="http://schemas.microsoft.com/office/drawing/2014/chartex" xmlns:cx1="http://schemas.microsoft.com/office/drawing/2015/9/8/chartex" xmlns:cx2="http://schemas.microsoft.com/office/drawing/2015/10/21/chartex" xmlns:cx3="http://schemas.microsoft.com/office/drawing/2016/5/9/chartex" xmlns:cx4="http://schemas.microsoft.com/office/drawing/2016/5/10/chartex" xmlns:cx5="http://schemas.microsoft.com/office/drawing/2016/5/11/chartex" xmlns:cx6="http://schemas.microsoft.com/office/drawing/2016/5/12/chartex" xmlns:cx7="http://schemas.microsoft.com/office/drawing/2016/5/13/chartex" xmlns:cx8="http://schemas.microsoft.com/office/drawing/2016/5/14/chartex" xmlns:mc="http://schemas.openxmlformats.org/markup-compatibility/2006" xmlns:aink="http://schemas.microsoft.com/office/drawing/2016/ink" xmlns:am3d="http://schemas.microsoft.com/office/drawing/2017/model3d" xmlns:o="urn:schemas-microsoft-com:office:office" xmlns:oel="http://schemas.microsoft.com/office/2019/extlst" xmlns:r="http://schemas.openxmlformats.org/officeDocument/2006/relationships" xmlns:m="http://schemas.openxmlformats.org/officeDocument/2006/math" xmlns:v="urn:schemas-microsoft-com:vml" xmlns:wp14="http://schemas.microsoft.com/office/word/2010/wordprocessingDrawing" xmlns:wp="http://schemas.openxmlformats.org/drawingml/2006/wordprocessingDrawing" xmlns:w10="urn:schemas-microsoft-com:office:word" xmlns:w="http://schemas.openxmlformats.org/wordprocessingml/2006/main" xmlns:w14="http://schemas.microsoft.com/office/word/2010/wordml" xmlns:w15="http://schemas.microsoft.com/office/word/2012/wordml" xmlns:w16cex="http://schemas.microsoft.com/office/word/2018/wordml/cex" xmlns:w16cid="http://schemas.microsoft.com/office/word/2016/wordml/cid" xmlns:w16="http://schemas.microsoft.com/office/word/2018/wordml" xmlns:w16du="http://schemas.microsoft.com/office/word/2023/wordml/word16du" xmlns:w16sdtdh="http://schemas.microsoft.com/office/word/2020/wordml/sdtdatahash" xmlns:w16se="http://schemas.microsoft.com/office/word/2015/wordml/symex" xmlns:wpg="http://schemas.microsoft.com/office/word/2010/wordprocessingGroup" xmlns:wpi="http://schemas.microsoft.com/office/word/2010/wordprocessingInk" xmlns:wne="http://schemas.microsoft.com/office/word/2006/wordml" xmlns:wps="http://schemas.microsoft.com/office/word/2010/wordprocessingShape" mc:Ignorable="w14 w15 w16se w16cid w16 w16cex w16sdtdh w16du wp14">
+<w:document xmlns:wpc="http://schemas.microsoft.com/office/word/2010/wordprocessingCanvas" xmlns:cx="http://schemas.microsoft.com/office/drawing/2014/chartex" xmlns:cx1="http://schemas.microsoft.com/office/drawing/2015/9/8/chartex" xmlns:cx2="http://schemas.microsoft.com/office/drawing/2015/10/21/chartex" xmlns:cx3="http://schemas.microsoft.com/office/drawing/2016/5/9/chartex" xmlns:cx4="http://schemas.microsoft.com/office/drawing/2016/5/10/chartex" xmlns:cx5="http://schemas.microsoft.com/office/drawing/2016/5/11/chartex" xmlns:cx6="http://schemas.microsoft.com/office/drawing/2016/5/12/chartex" xmlns:cx7="http://schemas.microsoft.com/office/drawing/2016/5/13/chartex" xmlns:cx8="http://schemas.microsoft.com/office/drawing/2016/5/14/chartex" xmlns:mc="http://schemas.openxmlformats.org/markup-compatibility/2006" xmlns:aink="http://schemas.microsoft.com/office/drawing/2016/ink" xmlns:am3d="http://schemas.microsoft.com/office/drawing/2017/model3d" xmlns:o="urn:schemas-microsoft-com:office:office" xmlns:oel="http://schemas.microsoft.com/office/2019/extlst" xmlns:r="http://schemas.openxmlformats.org/officeDocument/2006/relationships" xmlns:m="http://schemas.openxmlformats.org/officeDocument/2006/math" xmlns:v="urn:schemas-microsoft-com:vml" xmlns:wp14="http://schemas.microsoft.com/office/word/2010/wordprocessingDrawing" xmlns:wp="http://schemas.openxmlformats.org/drawingml/2006/wordprocessingDrawing" xmlns:w10="urn:schemas-microsoft-com:office:word" xmlns:w="http://schemas.openxmlformats.org/wordprocessingml/2006/main" xmlns:w14="http://schemas.microsoft.com/office/word/2010/wordml" xmlns:w15="http://schemas.microsoft.com/office/word/2012/wordml" xmlns:w16cex="http://schemas.microsoft.com/office/word/2018/wordml/cex" xmlns:w16cid="http://schemas.microsoft.com/office/word/2016/wordml/cid" xmlns:w16="http://schemas.microsoft.com/office/word/2018/wordml" xmlns:w16du="http://schemas.microsoft.com/office/word/2023/wordml/word16du" xmlns:w16sdtdh="http://schemas.microsoft.com/office/word/2020/wordml/sdtdatahash" xmlns:w16sdtfl="http://schemas.microsoft.com/office/word/2024/wordml/sdtformatlock" xmlns:w16se="http://schemas.microsoft.com/office/word/2015/wordml/symex" xmlns:wpg="http://schemas.microsoft.com/office/word/2010/wordprocessingGroup" xmlns:wpi="http://schemas.microsoft.com/office/word/2010/wordprocessingInk" xmlns:wne="http://schemas.microsoft.com/office/word/2006/wordml" xmlns:wps="http://schemas.microsoft.com/office/word/2010/wordprocessingShape" mc:Ignorable="w14 w15 w16se w16cid w16 w16cex w16sdtdh w16sdtfl w16du wp14">
   <w:background w:color="FFFFFF"/>
   <w:body>
     <w:p>
@@ -4758,16 +4758,8 @@
         <w:rPr>
           <w:rFonts w:ascii="Courier New" w:hAnsi="Courier New" w:cs="Courier New"/>
         </w:rPr>
-        <w:t>$RUN*</w:t>
-      </w:r>
-      <w:proofErr w:type="spellStart"/>
-      <w:r>
-        <w:rPr>
-          <w:rFonts w:ascii="Courier New" w:hAnsi="Courier New" w:cs="Courier New"/>
-        </w:rPr>
-        <w:t>ee</w:t>
-      </w:r>
-      <w:proofErr w:type="spellEnd"/>
+        <w:t>$RUN*ee</w:t>
+      </w:r>
     </w:p>
     <w:p>
       <w:pPr>
@@ -5351,7 +5343,16 @@
           <w:sz w:val="24"/>
           <w:szCs w:val="24"/>
         </w:rPr>
-        <w:t xml:space="preserve"> Format:  </w:t>
+        <w:t xml:space="preserve"> Format</w:t>
+      </w:r>
+      <w:proofErr w:type="gramStart"/>
+      <w:r>
+        <w:rPr>
+          <w:rFonts w:ascii="Cambria" w:hAnsi="Cambria"/>
+          <w:sz w:val="24"/>
+          <w:szCs w:val="24"/>
+        </w:rPr>
+        <w:t xml:space="preserve">:  </w:t>
       </w:r>
       <w:r>
         <w:rPr>
@@ -5360,7 +5361,6 @@
         <w:t>$</w:t>
       </w:r>
       <w:proofErr w:type="spellStart"/>
-      <w:proofErr w:type="gramStart"/>
       <w:r>
         <w:rPr>
           <w:rFonts w:ascii="Courier New" w:hAnsi="Courier New" w:cs="Courier New"/>
@@ -5978,6 +5978,7 @@
         </w:rPr>
         <w:t>Command Format</w:t>
       </w:r>
+      <w:proofErr w:type="gramStart"/>
       <w:r>
         <w:rPr>
           <w:rFonts w:ascii="Cambria" w:hAnsi="Cambria"/>
@@ -5993,7 +5994,6 @@
         <w:t>$</w:t>
       </w:r>
       <w:proofErr w:type="spellStart"/>
-      <w:proofErr w:type="gramStart"/>
       <w:r>
         <w:rPr>
           <w:rFonts w:ascii="Courier New" w:hAnsi="Courier New" w:cs="Courier New"/>
@@ -6642,7 +6642,7 @@
           <w:sz w:val="19"/>
           <w:highlight w:val="white"/>
         </w:rPr>
-        <w:t>PAM,%</w:t>
+        <w:t>PAM,%lu,%</w:t>
       </w:r>
       <w:proofErr w:type="gramEnd"/>
       <w:r>
@@ -6652,7 +6652,67 @@
           <w:sz w:val="19"/>
           <w:highlight w:val="white"/>
         </w:rPr>
-        <w:t>lu,%02x,%02x,%lu,%d,%d,%.3f,%lu,%lu*%x02"</w:t>
+        <w:t>02</w:t>
+      </w:r>
+      <w:proofErr w:type="gramStart"/>
+      <w:r>
+        <w:rPr>
+          <w:rFonts w:ascii="Consolas" w:hAnsi="Consolas"/>
+          <w:color w:val="A31515"/>
+          <w:sz w:val="19"/>
+          <w:highlight w:val="white"/>
+        </w:rPr>
+        <w:t>x,%</w:t>
+      </w:r>
+      <w:proofErr w:type="gramEnd"/>
+      <w:r>
+        <w:rPr>
+          <w:rFonts w:ascii="Consolas" w:hAnsi="Consolas"/>
+          <w:color w:val="A31515"/>
+          <w:sz w:val="19"/>
+          <w:highlight w:val="white"/>
+        </w:rPr>
+        <w:t>02</w:t>
+      </w:r>
+      <w:proofErr w:type="gramStart"/>
+      <w:r>
+        <w:rPr>
+          <w:rFonts w:ascii="Consolas" w:hAnsi="Consolas"/>
+          <w:color w:val="A31515"/>
+          <w:sz w:val="19"/>
+          <w:highlight w:val="white"/>
+        </w:rPr>
+        <w:t>x,%lu,%d,%d,%</w:t>
+      </w:r>
+      <w:proofErr w:type="gramEnd"/>
+      <w:r>
+        <w:rPr>
+          <w:rFonts w:ascii="Consolas" w:hAnsi="Consolas"/>
+          <w:color w:val="A31515"/>
+          <w:sz w:val="19"/>
+          <w:highlight w:val="white"/>
+        </w:rPr>
+        <w:t>.3</w:t>
+      </w:r>
+      <w:proofErr w:type="gramStart"/>
+      <w:r>
+        <w:rPr>
+          <w:rFonts w:ascii="Consolas" w:hAnsi="Consolas"/>
+          <w:color w:val="A31515"/>
+          <w:sz w:val="19"/>
+          <w:highlight w:val="white"/>
+        </w:rPr>
+        <w:t>f,%lu,%</w:t>
+      </w:r>
+      <w:proofErr w:type="gramEnd"/>
+      <w:r>
+        <w:rPr>
+          <w:rFonts w:ascii="Consolas" w:hAnsi="Consolas"/>
+          <w:color w:val="A31515"/>
+          <w:sz w:val="19"/>
+          <w:highlight w:val="white"/>
+        </w:rPr>
+        <w:t>lu*%x02"</w:t>
       </w:r>
       <w:r>
         <w:rPr>
@@ -7147,15 +7207,16 @@
           <w:sz w:val="20"/>
           <w:szCs w:val="20"/>
         </w:rPr>
-        <w:t xml:space="preserve">total:  </w:t>
-      </w:r>
+        <w:t>total</w:t>
+      </w:r>
+      <w:proofErr w:type="gramStart"/>
       <w:r>
         <w:rPr>
           <w:rFonts w:ascii="Consolas" w:hAnsi="Consolas"/>
           <w:sz w:val="20"/>
           <w:szCs w:val="20"/>
         </w:rPr>
-        <w:tab/>
+        <w:t xml:space="preserve">:  </w:t>
       </w:r>
       <w:r>
         <w:rPr>
@@ -7164,7 +7225,6 @@
           <w:szCs w:val="20"/>
         </w:rPr>
         <w:tab/>
-        <w:t>Total space</w:t>
       </w:r>
       <w:r>
         <w:rPr>
@@ -7172,6 +7232,24 @@
           <w:sz w:val="20"/>
           <w:szCs w:val="20"/>
         </w:rPr>
+        <w:tab/>
+        <w:t>Total</w:t>
+      </w:r>
+      <w:proofErr w:type="gramEnd"/>
+      <w:r>
+        <w:rPr>
+          <w:rFonts w:ascii="Consolas" w:hAnsi="Consolas"/>
+          <w:sz w:val="20"/>
+          <w:szCs w:val="20"/>
+        </w:rPr>
+        <w:t xml:space="preserve"> space</w:t>
+      </w:r>
+      <w:r>
+        <w:rPr>
+          <w:rFonts w:ascii="Consolas" w:hAnsi="Consolas"/>
+          <w:sz w:val="20"/>
+          <w:szCs w:val="20"/>
+        </w:rPr>
         <w:t xml:space="preserve"> of the active SD card</w:t>
       </w:r>
       <w:r>
@@ -7216,15 +7294,16 @@
           <w:sz w:val="20"/>
           <w:szCs w:val="20"/>
         </w:rPr>
-        <w:t xml:space="preserve">free:  </w:t>
-      </w:r>
+        <w:t>free</w:t>
+      </w:r>
+      <w:proofErr w:type="gramStart"/>
       <w:r>
         <w:rPr>
           <w:rFonts w:ascii="Consolas" w:hAnsi="Consolas"/>
           <w:sz w:val="20"/>
           <w:szCs w:val="20"/>
         </w:rPr>
-        <w:tab/>
+        <w:t xml:space="preserve">:  </w:t>
       </w:r>
       <w:r>
         <w:rPr>
@@ -7233,7 +7312,24 @@
           <w:szCs w:val="20"/>
         </w:rPr>
         <w:tab/>
-        <w:t xml:space="preserve">Free space </w:t>
+      </w:r>
+      <w:r>
+        <w:rPr>
+          <w:rFonts w:ascii="Consolas" w:hAnsi="Consolas"/>
+          <w:sz w:val="20"/>
+          <w:szCs w:val="20"/>
+        </w:rPr>
+        <w:tab/>
+        <w:t>Free</w:t>
+      </w:r>
+      <w:proofErr w:type="gramEnd"/>
+      <w:r>
+        <w:rPr>
+          <w:rFonts w:ascii="Consolas" w:hAnsi="Consolas"/>
+          <w:sz w:val="20"/>
+          <w:szCs w:val="20"/>
+        </w:rPr>
+        <w:t xml:space="preserve"> space </w:t>
       </w:r>
       <w:r>
         <w:rPr>
@@ -8057,6 +8153,7 @@
         </w:rPr>
         <w:t>Command Format</w:t>
       </w:r>
+      <w:proofErr w:type="gramStart"/>
       <w:r>
         <w:rPr>
           <w:rFonts w:ascii="Cambria" w:hAnsi="Cambria"/>
@@ -8072,7 +8169,6 @@
         <w:t>$</w:t>
       </w:r>
       <w:proofErr w:type="spellStart"/>
-      <w:proofErr w:type="gramStart"/>
       <w:r>
         <w:rPr>
           <w:rFonts w:ascii="Courier New" w:hAnsi="Courier New" w:cs="Courier New"/>
@@ -8521,6 +8617,7 @@
         </w:rPr>
         <w:t>Command Format</w:t>
       </w:r>
+      <w:proofErr w:type="gramStart"/>
       <w:r>
         <w:rPr>
           <w:rFonts w:ascii="Cambria" w:hAnsi="Cambria"/>
@@ -8529,6 +8626,547 @@
         </w:rPr>
         <w:t xml:space="preserve">:  </w:t>
       </w:r>
+      <w:r>
+        <w:rPr>
+          <w:rFonts w:ascii="Courier New" w:hAnsi="Courier New" w:cs="Courier New"/>
+        </w:rPr>
+        <w:t>$</w:t>
+      </w:r>
+      <w:proofErr w:type="spellStart"/>
+      <w:r>
+        <w:rPr>
+          <w:rFonts w:ascii="Courier New" w:hAnsi="Courier New" w:cs="Courier New"/>
+        </w:rPr>
+        <w:t>PSD,seconds</w:t>
+      </w:r>
+      <w:proofErr w:type="gramEnd"/>
+      <w:r>
+        <w:rPr>
+          <w:rFonts w:ascii="Courier New" w:hAnsi="Courier New" w:cs="Courier New"/>
+        </w:rPr>
+        <w:t>,fft_size</w:t>
+      </w:r>
+      <w:proofErr w:type="spellEnd"/>
+      <w:r>
+        <w:rPr>
+          <w:rFonts w:ascii="Courier New" w:hAnsi="Courier New" w:cs="Courier New"/>
+        </w:rPr>
+        <w:t>*CRC</w:t>
+      </w:r>
+    </w:p>
+    <w:p>
+      <w:pPr>
+        <w:pStyle w:val="LO-normal"/>
+        <w:rPr>
+          <w:rFonts w:ascii="Cambria" w:hAnsi="Cambria"/>
+          <w:sz w:val="24"/>
+          <w:szCs w:val="24"/>
+        </w:rPr>
+      </w:pPr>
+    </w:p>
+    <w:p>
+      <w:pPr>
+        <w:pStyle w:val="LO-normal"/>
+        <w:rPr>
+          <w:rFonts w:ascii="Cambria" w:hAnsi="Cambria"/>
+          <w:sz w:val="24"/>
+          <w:szCs w:val="24"/>
+        </w:rPr>
+      </w:pPr>
+      <w:r>
+        <w:rPr>
+          <w:rFonts w:ascii="Cambria" w:hAnsi="Cambria"/>
+          <w:i/>
+          <w:sz w:val="24"/>
+          <w:szCs w:val="24"/>
+        </w:rPr>
+        <w:t xml:space="preserve">Input </w:t>
+      </w:r>
+      <w:r>
+        <w:rPr>
+          <w:rFonts w:ascii="Cambria" w:hAnsi="Cambria"/>
+          <w:i/>
+          <w:sz w:val="24"/>
+          <w:szCs w:val="24"/>
+        </w:rPr>
+        <w:t>Argument</w:t>
+      </w:r>
+      <w:r>
+        <w:rPr>
+          <w:rFonts w:ascii="Cambria" w:hAnsi="Cambria"/>
+          <w:sz w:val="24"/>
+          <w:szCs w:val="24"/>
+        </w:rPr>
+        <w:t xml:space="preserve">: </w:t>
+      </w:r>
+    </w:p>
+    <w:p>
+      <w:pPr>
+        <w:pStyle w:val="LO-normal"/>
+        <w:rPr>
+          <w:rFonts w:ascii="Cambria" w:hAnsi="Cambria"/>
+          <w:sz w:val="24"/>
+          <w:szCs w:val="24"/>
+        </w:rPr>
+      </w:pPr>
+      <w:r>
+        <w:rPr>
+          <w:rFonts w:ascii="Cambria" w:hAnsi="Cambria"/>
+          <w:sz w:val="24"/>
+          <w:szCs w:val="24"/>
+        </w:rPr>
+        <w:t>seconds = number of seconds to average</w:t>
+      </w:r>
+      <w:r>
+        <w:rPr>
+          <w:rFonts w:ascii="Cambria" w:hAnsi="Cambria"/>
+          <w:color w:val="FF0000"/>
+          <w:sz w:val="24"/>
+          <w:szCs w:val="24"/>
+        </w:rPr>
+        <w:t xml:space="preserve"> (max and min)</w:t>
+      </w:r>
+    </w:p>
+    <w:p>
+      <w:pPr>
+        <w:pStyle w:val="LO-normal"/>
+        <w:rPr>
+          <w:rFonts w:ascii="Cambria" w:hAnsi="Cambria"/>
+          <w:sz w:val="24"/>
+          <w:szCs w:val="24"/>
+        </w:rPr>
+      </w:pPr>
+      <w:proofErr w:type="spellStart"/>
+      <w:r>
+        <w:rPr>
+          <w:rFonts w:ascii="Cambria" w:hAnsi="Cambria"/>
+          <w:sz w:val="24"/>
+          <w:szCs w:val="24"/>
+        </w:rPr>
+        <w:t>fft</w:t>
+      </w:r>
+      <w:r>
+        <w:rPr>
+          <w:rFonts w:ascii="Cambria" w:hAnsi="Cambria"/>
+          <w:sz w:val="24"/>
+          <w:szCs w:val="24"/>
+        </w:rPr>
+        <w:t>_</w:t>
+      </w:r>
+      <w:r>
+        <w:rPr>
+          <w:rFonts w:ascii="Cambria" w:hAnsi="Cambria"/>
+          <w:sz w:val="24"/>
+          <w:szCs w:val="24"/>
+        </w:rPr>
+        <w:t>size</w:t>
+      </w:r>
+      <w:proofErr w:type="spellEnd"/>
+      <w:r>
+        <w:rPr>
+          <w:rFonts w:ascii="Cambria" w:hAnsi="Cambria"/>
+          <w:sz w:val="24"/>
+          <w:szCs w:val="24"/>
+        </w:rPr>
+        <w:t xml:space="preserve"> - Size of FFT used to estimate spectrum (</w:t>
+      </w:r>
+      <w:r>
+        <w:rPr>
+          <w:rFonts w:ascii="Cambria" w:hAnsi="Cambria"/>
+          <w:sz w:val="24"/>
+          <w:szCs w:val="24"/>
+        </w:rPr>
+        <w:t>32,</w:t>
+      </w:r>
+      <w:r>
+        <w:rPr>
+          <w:rFonts w:ascii="Cambria" w:hAnsi="Cambria"/>
+          <w:sz w:val="24"/>
+          <w:szCs w:val="24"/>
+        </w:rPr>
+        <w:t xml:space="preserve"> </w:t>
+      </w:r>
+      <w:r>
+        <w:rPr>
+          <w:rFonts w:ascii="Cambria" w:hAnsi="Cambria"/>
+          <w:sz w:val="24"/>
+          <w:szCs w:val="24"/>
+        </w:rPr>
+        <w:t>64,</w:t>
+      </w:r>
+      <w:r>
+        <w:rPr>
+          <w:rFonts w:ascii="Cambria" w:hAnsi="Cambria"/>
+          <w:sz w:val="24"/>
+          <w:szCs w:val="24"/>
+        </w:rPr>
+        <w:t xml:space="preserve"> </w:t>
+      </w:r>
+      <w:r>
+        <w:rPr>
+          <w:rFonts w:ascii="Cambria" w:hAnsi="Cambria"/>
+          <w:sz w:val="24"/>
+          <w:szCs w:val="24"/>
+        </w:rPr>
+        <w:t>128,</w:t>
+      </w:r>
+      <w:r>
+        <w:rPr>
+          <w:rFonts w:ascii="Cambria" w:hAnsi="Cambria"/>
+          <w:sz w:val="24"/>
+          <w:szCs w:val="24"/>
+        </w:rPr>
+        <w:t xml:space="preserve"> </w:t>
+      </w:r>
+      <w:r>
+        <w:rPr>
+          <w:rFonts w:ascii="Cambria" w:hAnsi="Cambria"/>
+          <w:sz w:val="24"/>
+          <w:szCs w:val="24"/>
+        </w:rPr>
+        <w:t>256,</w:t>
+      </w:r>
+      <w:r>
+        <w:rPr>
+          <w:rFonts w:ascii="Cambria" w:hAnsi="Cambria"/>
+          <w:sz w:val="24"/>
+          <w:szCs w:val="24"/>
+        </w:rPr>
+        <w:t xml:space="preserve"> </w:t>
+      </w:r>
+      <w:r>
+        <w:rPr>
+          <w:rFonts w:ascii="Cambria" w:hAnsi="Cambria"/>
+          <w:sz w:val="24"/>
+          <w:szCs w:val="24"/>
+        </w:rPr>
+        <w:t>512,</w:t>
+      </w:r>
+      <w:r>
+        <w:rPr>
+          <w:rFonts w:ascii="Cambria" w:hAnsi="Cambria"/>
+          <w:sz w:val="24"/>
+          <w:szCs w:val="24"/>
+        </w:rPr>
+        <w:t xml:space="preserve"> or </w:t>
+      </w:r>
+      <w:r>
+        <w:rPr>
+          <w:rFonts w:ascii="Cambria" w:hAnsi="Cambria"/>
+          <w:sz w:val="24"/>
+          <w:szCs w:val="24"/>
+        </w:rPr>
+        <w:t>1024)</w:t>
+      </w:r>
+    </w:p>
+    <w:p>
+      <w:pPr>
+        <w:pStyle w:val="LO-normal"/>
+        <w:rPr>
+          <w:rFonts w:ascii="Cambria" w:hAnsi="Cambria"/>
+          <w:b/>
+          <w:bCs/>
+          <w:sz w:val="24"/>
+          <w:szCs w:val="24"/>
+        </w:rPr>
+      </w:pPr>
+    </w:p>
+    <w:p>
+      <w:pPr>
+        <w:pStyle w:val="LO-normal"/>
+        <w:rPr>
+          <w:rFonts w:ascii="Cambria" w:hAnsi="Cambria"/>
+          <w:i/>
+          <w:iCs/>
+          <w:sz w:val="24"/>
+          <w:szCs w:val="24"/>
+        </w:rPr>
+      </w:pPr>
+      <w:r>
+        <w:rPr>
+          <w:rFonts w:ascii="Cambria" w:hAnsi="Cambria"/>
+          <w:i/>
+          <w:iCs/>
+          <w:sz w:val="24"/>
+          <w:szCs w:val="24"/>
+        </w:rPr>
+        <w:t xml:space="preserve">Example: Compute </w:t>
+      </w:r>
+      <w:r>
+        <w:rPr>
+          <w:rFonts w:ascii="Cambria" w:hAnsi="Cambria"/>
+          <w:i/>
+          <w:iCs/>
+          <w:sz w:val="24"/>
+          <w:szCs w:val="24"/>
+        </w:rPr>
+        <w:t xml:space="preserve">a 30 second averaged </w:t>
+      </w:r>
+      <w:r>
+        <w:rPr>
+          <w:rFonts w:ascii="Cambria" w:hAnsi="Cambria"/>
+          <w:i/>
+          <w:iCs/>
+          <w:sz w:val="24"/>
+          <w:szCs w:val="24"/>
+        </w:rPr>
+        <w:t xml:space="preserve">PSD using </w:t>
+      </w:r>
+      <w:r>
+        <w:rPr>
+          <w:rFonts w:ascii="Cambria" w:hAnsi="Cambria"/>
+          <w:i/>
+          <w:iCs/>
+          <w:sz w:val="24"/>
+          <w:szCs w:val="24"/>
+        </w:rPr>
+        <w:t xml:space="preserve">an </w:t>
+      </w:r>
+      <w:r>
+        <w:rPr>
+          <w:rFonts w:ascii="Cambria" w:hAnsi="Cambria"/>
+          <w:i/>
+          <w:iCs/>
+          <w:sz w:val="24"/>
+          <w:szCs w:val="24"/>
+        </w:rPr>
+        <w:t>FFT</w:t>
+      </w:r>
+      <w:r>
+        <w:rPr>
+          <w:rFonts w:ascii="Cambria" w:hAnsi="Cambria"/>
+          <w:i/>
+          <w:iCs/>
+          <w:sz w:val="24"/>
+          <w:szCs w:val="24"/>
+        </w:rPr>
+        <w:t xml:space="preserve"> of size </w:t>
+      </w:r>
+      <w:r>
+        <w:rPr>
+          <w:rFonts w:ascii="Cambria" w:hAnsi="Cambria"/>
+          <w:i/>
+          <w:iCs/>
+          <w:sz w:val="24"/>
+          <w:szCs w:val="24"/>
+        </w:rPr>
+        <w:t>128</w:t>
+      </w:r>
+      <w:r>
+        <w:rPr>
+          <w:rFonts w:ascii="Cambria" w:hAnsi="Cambria"/>
+          <w:i/>
+          <w:iCs/>
+          <w:sz w:val="24"/>
+          <w:szCs w:val="24"/>
+        </w:rPr>
+        <w:t>.</w:t>
+      </w:r>
+    </w:p>
+    <w:p>
+      <w:pPr>
+        <w:pStyle w:val="LO-normal"/>
+        <w:rPr>
+          <w:rFonts w:ascii="Cambria" w:hAnsi="Cambria"/>
+          <w:i/>
+          <w:sz w:val="24"/>
+          <w:szCs w:val="24"/>
+        </w:rPr>
+      </w:pPr>
+    </w:p>
+    <w:p>
+      <w:pPr>
+        <w:pStyle w:val="LO-normal"/>
+        <w:rPr>
+          <w:rFonts w:ascii="Courier New" w:hAnsi="Courier New" w:cs="Courier New"/>
+        </w:rPr>
+      </w:pPr>
+      <w:r>
+        <w:rPr>
+          <w:rFonts w:ascii="Courier New" w:hAnsi="Courier New" w:cs="Courier New"/>
+          <w:i/>
+        </w:rPr>
+        <w:t>Controller to PAM</w:t>
+      </w:r>
+      <w:r>
+        <w:rPr>
+          <w:rFonts w:ascii="Courier New" w:hAnsi="Courier New" w:cs="Courier New"/>
+        </w:rPr>
+        <w:t xml:space="preserve">: </w:t>
+      </w:r>
+    </w:p>
+    <w:p>
+      <w:pPr>
+        <w:pStyle w:val="LO-normal"/>
+        <w:rPr>
+          <w:rFonts w:ascii="Courier New" w:hAnsi="Courier New" w:cs="Courier New"/>
+        </w:rPr>
+      </w:pPr>
+      <w:r>
+        <w:rPr>
+          <w:rFonts w:ascii="Courier New" w:hAnsi="Courier New" w:cs="Courier New"/>
+          <w:i/>
+        </w:rPr>
+        <w:t>&gt;</w:t>
+      </w:r>
+      <w:r>
+        <w:rPr>
+          <w:rFonts w:ascii="Courier New" w:hAnsi="Courier New" w:cs="Courier New"/>
+          <w:i/>
+        </w:rPr>
+        <w:t xml:space="preserve"> </w:t>
+      </w:r>
+      <w:r>
+        <w:rPr>
+          <w:rFonts w:ascii="Courier New" w:hAnsi="Courier New" w:cs="Courier New"/>
+        </w:rPr>
+        <w:t>$PSD,30,128*08</w:t>
+      </w:r>
+    </w:p>
+    <w:p>
+      <w:pPr>
+        <w:pStyle w:val="LO-normal"/>
+        <w:rPr>
+          <w:rFonts w:ascii="Courier New" w:hAnsi="Courier New" w:cs="Courier New"/>
+        </w:rPr>
+      </w:pPr>
+    </w:p>
+    <w:p>
+      <w:pPr>
+        <w:pStyle w:val="LO-normal"/>
+        <w:rPr>
+          <w:rFonts w:ascii="Courier New" w:hAnsi="Courier New" w:cs="Courier New"/>
+        </w:rPr>
+      </w:pPr>
+      <w:r>
+        <w:rPr>
+          <w:rFonts w:ascii="Courier New" w:hAnsi="Courier New" w:cs="Courier New"/>
+          <w:i/>
+        </w:rPr>
+        <w:t>PAM to Controller</w:t>
+      </w:r>
+      <w:r>
+        <w:rPr>
+          <w:rFonts w:ascii="Courier New" w:hAnsi="Courier New" w:cs="Courier New"/>
+        </w:rPr>
+        <w:t xml:space="preserve">:  </w:t>
+      </w:r>
+    </w:p>
+    <w:p>
+      <w:pPr>
+        <w:pStyle w:val="LO-normal"/>
+        <w:rPr>
+          <w:rFonts w:ascii="Courier New" w:hAnsi="Courier New" w:cs="Courier New"/>
+        </w:rPr>
+      </w:pPr>
+      <w:r>
+        <w:rPr>
+          <w:rFonts w:ascii="Courier New" w:hAnsi="Courier New" w:cs="Courier New"/>
+        </w:rPr>
+        <w:t xml:space="preserve">&lt; </w:t>
+      </w:r>
+      <w:r>
+        <w:rPr>
+          <w:rFonts w:ascii="Courier New" w:hAnsi="Courier New" w:cs="Courier New"/>
+        </w:rPr>
+        <w:t>$ACK*ad</w:t>
+      </w:r>
+    </w:p>
+    <w:p>
+      <w:pPr>
+        <w:pStyle w:val="LO-normal"/>
+        <w:rPr>
+          <w:rFonts w:ascii="Courier New" w:hAnsi="Courier New" w:cs="Courier New"/>
+        </w:rPr>
+      </w:pPr>
+    </w:p>
+    <w:p>
+      <w:pPr>
+        <w:pStyle w:val="LO-normal"/>
+        <w:rPr>
+          <w:rFonts w:ascii="Cambria" w:hAnsi="Cambria" w:cs="Courier New"/>
+          <w:sz w:val="24"/>
+          <w:szCs w:val="24"/>
+        </w:rPr>
+      </w:pPr>
+      <w:r>
+        <w:rPr>
+          <w:rFonts w:ascii="Cambria" w:hAnsi="Cambria" w:cs="Courier New"/>
+          <w:i/>
+          <w:sz w:val="24"/>
+          <w:szCs w:val="24"/>
+        </w:rPr>
+        <w:t>PAM response to Controller</w:t>
+      </w:r>
+      <w:r>
+        <w:rPr>
+          <w:rFonts w:ascii="Cambria" w:hAnsi="Cambria" w:cs="Courier New"/>
+          <w:sz w:val="24"/>
+          <w:szCs w:val="24"/>
+        </w:rPr>
+        <w:t xml:space="preserve"> after 30 seconds:</w:t>
+      </w:r>
+    </w:p>
+    <w:p>
+      <w:pPr>
+        <w:pStyle w:val="LO-normal"/>
+        <w:rPr>
+          <w:rFonts w:ascii="Courier New" w:hAnsi="Courier New" w:cs="Courier New"/>
+        </w:rPr>
+      </w:pPr>
+    </w:p>
+    <w:p>
+      <w:pPr>
+        <w:pStyle w:val="LO-normal"/>
+        <w:rPr>
+          <w:rFonts w:ascii="Courier New" w:hAnsi="Courier New" w:cs="Courier New"/>
+        </w:rPr>
+      </w:pPr>
+      <w:r>
+        <w:rPr>
+          <w:rFonts w:ascii="Courier New" w:hAnsi="Courier New" w:cs="Courier New"/>
+        </w:rPr>
+        <w:t>$PSD,1660725557,128,50000,64,0,-125.6,-122.4,-126.3,-127.4,-128.3,-129.1,-129.8,-130.2,-130.5,-130.6,-130.9,-131.1,-131.3,-131.4,-131.7,-131.8,-131.8,-131.8,-131.8,-131.9,-132.0,-132.0,-132.1,-132.2,-132.2,-132.2,-132.2,-132.3,-132.2,-132.3,-132.4,-132.5,-135.4,-132.4,-132.5,-132.5,-132.6,-132.6,-132.9,-133.1,-133.2,-133.7,-134.1,-134.8,-135.7,-136.6,-137.7,-138.9,-140.3,-142.1,-144.2,-146.4,-149.1,-152.0,-155.3,-158.7,-162.1,-164.7,-165.9,-166.1,-166.2,-166.2,-166.3,-166.4*78</w:t>
+      </w:r>
+    </w:p>
+    <w:p>
+      <w:pPr>
+        <w:pStyle w:val="LO-normal"/>
+        <w:rPr>
+          <w:rFonts w:ascii="Courier New" w:hAnsi="Courier New" w:cs="Courier New"/>
+        </w:rPr>
+      </w:pPr>
+    </w:p>
+    <w:p>
+      <w:pPr>
+        <w:pStyle w:val="LO-normal"/>
+        <w:rPr>
+          <w:rFonts w:ascii="Cambria" w:hAnsi="Cambria"/>
+          <w:sz w:val="24"/>
+          <w:szCs w:val="24"/>
+        </w:rPr>
+      </w:pPr>
+      <w:r>
+        <w:rPr>
+          <w:rFonts w:ascii="Cambria" w:hAnsi="Cambria"/>
+          <w:sz w:val="24"/>
+          <w:szCs w:val="24"/>
+        </w:rPr>
+        <w:t>PSD response message is formatted as:</w:t>
+      </w:r>
+    </w:p>
+    <w:p>
+      <w:pPr>
+        <w:pStyle w:val="LO-normal"/>
+      </w:pPr>
+    </w:p>
+    <w:p>
+      <w:pPr>
+        <w:pStyle w:val="LO-normal"/>
+        <w:rPr>
+          <w:rFonts w:ascii="Courier New" w:hAnsi="Courier New" w:cs="Courier New"/>
+        </w:rPr>
+      </w:pPr>
       <w:r>
         <w:rPr>
           <w:rFonts w:ascii="Courier New" w:hAnsi="Courier New" w:cs="Courier New"/>
@@ -8541,562 +9179,62 @@
         <w:rPr>
           <w:rFonts w:ascii="Courier New" w:hAnsi="Courier New" w:cs="Courier New"/>
         </w:rPr>
-        <w:t>PSD,seconds</w:t>
+        <w:t>PSD,</w:t>
+      </w:r>
+      <w:r>
+        <w:rPr>
+          <w:rFonts w:ascii="Courier New" w:hAnsi="Courier New" w:cs="Courier New"/>
+        </w:rPr>
+        <w:t>start</w:t>
       </w:r>
       <w:proofErr w:type="gramEnd"/>
       <w:r>
         <w:rPr>
           <w:rFonts w:ascii="Courier New" w:hAnsi="Courier New" w:cs="Courier New"/>
         </w:rPr>
-        <w:t>,fft_size</w:t>
-      </w:r>
-      <w:proofErr w:type="spellEnd"/>
-      <w:r>
-        <w:rPr>
-          <w:rFonts w:ascii="Courier New" w:hAnsi="Courier New" w:cs="Courier New"/>
-        </w:rPr>
-        <w:t>*CRC</w:t>
-      </w:r>
-    </w:p>
-    <w:p>
-      <w:pPr>
-        <w:pStyle w:val="LO-normal"/>
-        <w:rPr>
-          <w:rFonts w:ascii="Cambria" w:hAnsi="Cambria"/>
-          <w:sz w:val="24"/>
-          <w:szCs w:val="24"/>
-        </w:rPr>
-      </w:pPr>
-    </w:p>
-    <w:p>
-      <w:pPr>
-        <w:pStyle w:val="LO-normal"/>
-        <w:rPr>
-          <w:rFonts w:ascii="Cambria" w:hAnsi="Cambria"/>
-          <w:sz w:val="24"/>
-          <w:szCs w:val="24"/>
-        </w:rPr>
-      </w:pPr>
-      <w:r>
-        <w:rPr>
-          <w:rFonts w:ascii="Cambria" w:hAnsi="Cambria"/>
-          <w:i/>
-          <w:sz w:val="24"/>
-          <w:szCs w:val="24"/>
-        </w:rPr>
-        <w:t xml:space="preserve">Input </w:t>
-      </w:r>
-      <w:r>
-        <w:rPr>
-          <w:rFonts w:ascii="Cambria" w:hAnsi="Cambria"/>
-          <w:i/>
-          <w:sz w:val="24"/>
-          <w:szCs w:val="24"/>
-        </w:rPr>
-        <w:t>Argument</w:t>
-      </w:r>
-      <w:r>
-        <w:rPr>
-          <w:rFonts w:ascii="Cambria" w:hAnsi="Cambria"/>
-          <w:sz w:val="24"/>
-          <w:szCs w:val="24"/>
-        </w:rPr>
-        <w:t xml:space="preserve">: </w:t>
-      </w:r>
-    </w:p>
-    <w:p>
-      <w:pPr>
-        <w:pStyle w:val="LO-normal"/>
-        <w:rPr>
-          <w:rFonts w:ascii="Cambria" w:hAnsi="Cambria"/>
-          <w:sz w:val="24"/>
-          <w:szCs w:val="24"/>
-        </w:rPr>
-      </w:pPr>
-      <w:r>
-        <w:rPr>
-          <w:rFonts w:ascii="Cambria" w:hAnsi="Cambria"/>
-          <w:sz w:val="24"/>
-          <w:szCs w:val="24"/>
-        </w:rPr>
-        <w:t>seconds = number of seconds to average</w:t>
-      </w:r>
-      <w:r>
-        <w:rPr>
-          <w:rFonts w:ascii="Cambria" w:hAnsi="Cambria"/>
-          <w:color w:val="FF0000"/>
-          <w:sz w:val="24"/>
-          <w:szCs w:val="24"/>
-        </w:rPr>
-        <w:t xml:space="preserve"> (max and min)</w:t>
-      </w:r>
-    </w:p>
-    <w:p>
-      <w:pPr>
-        <w:pStyle w:val="LO-normal"/>
-        <w:rPr>
-          <w:rFonts w:ascii="Cambria" w:hAnsi="Cambria"/>
-          <w:sz w:val="24"/>
-          <w:szCs w:val="24"/>
-        </w:rPr>
-      </w:pPr>
-      <w:proofErr w:type="spellStart"/>
-      <w:r>
-        <w:rPr>
-          <w:rFonts w:ascii="Cambria" w:hAnsi="Cambria"/>
-          <w:sz w:val="24"/>
-          <w:szCs w:val="24"/>
-        </w:rPr>
-        <w:t>fft</w:t>
-      </w:r>
-      <w:r>
-        <w:rPr>
-          <w:rFonts w:ascii="Cambria" w:hAnsi="Cambria"/>
-          <w:sz w:val="24"/>
-          <w:szCs w:val="24"/>
-        </w:rPr>
         <w:t>_</w:t>
       </w:r>
-      <w:r>
-        <w:rPr>
-          <w:rFonts w:ascii="Cambria" w:hAnsi="Cambria"/>
-          <w:sz w:val="24"/>
-          <w:szCs w:val="24"/>
-        </w:rPr>
-        <w:t>size</w:t>
-      </w:r>
-      <w:proofErr w:type="spellEnd"/>
-      <w:r>
-        <w:rPr>
-          <w:rFonts w:ascii="Cambria" w:hAnsi="Cambria"/>
-          <w:sz w:val="24"/>
-          <w:szCs w:val="24"/>
-        </w:rPr>
-        <w:t xml:space="preserve"> - Size of FFT used to estimate spectrum (</w:t>
-      </w:r>
-      <w:r>
-        <w:rPr>
-          <w:rFonts w:ascii="Cambria" w:hAnsi="Cambria"/>
-          <w:sz w:val="24"/>
-          <w:szCs w:val="24"/>
-        </w:rPr>
-        <w:t>32,</w:t>
-      </w:r>
-      <w:r>
-        <w:rPr>
-          <w:rFonts w:ascii="Cambria" w:hAnsi="Cambria"/>
-          <w:sz w:val="24"/>
-          <w:szCs w:val="24"/>
-        </w:rPr>
-        <w:t xml:space="preserve"> </w:t>
-      </w:r>
-      <w:r>
-        <w:rPr>
-          <w:rFonts w:ascii="Cambria" w:hAnsi="Cambria"/>
-          <w:sz w:val="24"/>
-          <w:szCs w:val="24"/>
-        </w:rPr>
-        <w:t>64,</w:t>
-      </w:r>
-      <w:r>
-        <w:rPr>
-          <w:rFonts w:ascii="Cambria" w:hAnsi="Cambria"/>
-          <w:sz w:val="24"/>
-          <w:szCs w:val="24"/>
-        </w:rPr>
-        <w:t xml:space="preserve"> </w:t>
-      </w:r>
-      <w:r>
-        <w:rPr>
-          <w:rFonts w:ascii="Cambria" w:hAnsi="Cambria"/>
-          <w:sz w:val="24"/>
-          <w:szCs w:val="24"/>
-        </w:rPr>
-        <w:t>128,</w:t>
-      </w:r>
-      <w:r>
-        <w:rPr>
-          <w:rFonts w:ascii="Cambria" w:hAnsi="Cambria"/>
-          <w:sz w:val="24"/>
-          <w:szCs w:val="24"/>
-        </w:rPr>
-        <w:t xml:space="preserve"> </w:t>
-      </w:r>
-      <w:r>
-        <w:rPr>
-          <w:rFonts w:ascii="Cambria" w:hAnsi="Cambria"/>
-          <w:sz w:val="24"/>
-          <w:szCs w:val="24"/>
-        </w:rPr>
-        <w:t>256,</w:t>
-      </w:r>
-      <w:r>
-        <w:rPr>
-          <w:rFonts w:ascii="Cambria" w:hAnsi="Cambria"/>
-          <w:sz w:val="24"/>
-          <w:szCs w:val="24"/>
-        </w:rPr>
-        <w:t xml:space="preserve"> </w:t>
-      </w:r>
-      <w:r>
-        <w:rPr>
-          <w:rFonts w:ascii="Cambria" w:hAnsi="Cambria"/>
-          <w:sz w:val="24"/>
-          <w:szCs w:val="24"/>
-        </w:rPr>
-        <w:t>512,</w:t>
-      </w:r>
-      <w:r>
-        <w:rPr>
-          <w:rFonts w:ascii="Cambria" w:hAnsi="Cambria"/>
-          <w:sz w:val="24"/>
-          <w:szCs w:val="24"/>
-        </w:rPr>
-        <w:t xml:space="preserve"> or </w:t>
-      </w:r>
-      <w:r>
-        <w:rPr>
-          <w:rFonts w:ascii="Cambria" w:hAnsi="Cambria"/>
-          <w:sz w:val="24"/>
-          <w:szCs w:val="24"/>
-        </w:rPr>
-        <w:t>1024)</w:t>
-      </w:r>
-    </w:p>
-    <w:p>
-      <w:pPr>
-        <w:pStyle w:val="LO-normal"/>
-        <w:rPr>
-          <w:rFonts w:ascii="Cambria" w:hAnsi="Cambria"/>
-          <w:b/>
-          <w:bCs/>
-          <w:sz w:val="24"/>
-          <w:szCs w:val="24"/>
-        </w:rPr>
-      </w:pPr>
-    </w:p>
-    <w:p>
-      <w:pPr>
-        <w:pStyle w:val="LO-normal"/>
-        <w:rPr>
-          <w:rFonts w:ascii="Cambria" w:hAnsi="Cambria"/>
-          <w:i/>
-          <w:iCs/>
-          <w:sz w:val="24"/>
-          <w:szCs w:val="24"/>
-        </w:rPr>
-      </w:pPr>
-      <w:r>
-        <w:rPr>
-          <w:rFonts w:ascii="Cambria" w:hAnsi="Cambria"/>
-          <w:i/>
-          <w:iCs/>
-          <w:sz w:val="24"/>
-          <w:szCs w:val="24"/>
-        </w:rPr>
-        <w:t xml:space="preserve">Example: Compute </w:t>
-      </w:r>
-      <w:r>
-        <w:rPr>
-          <w:rFonts w:ascii="Cambria" w:hAnsi="Cambria"/>
-          <w:i/>
-          <w:iCs/>
-          <w:sz w:val="24"/>
-          <w:szCs w:val="24"/>
-        </w:rPr>
-        <w:t xml:space="preserve">a 30 second averaged </w:t>
-      </w:r>
-      <w:r>
-        <w:rPr>
-          <w:rFonts w:ascii="Cambria" w:hAnsi="Cambria"/>
-          <w:i/>
-          <w:iCs/>
-          <w:sz w:val="24"/>
-          <w:szCs w:val="24"/>
-        </w:rPr>
-        <w:t xml:space="preserve">PSD using </w:t>
-      </w:r>
-      <w:r>
-        <w:rPr>
-          <w:rFonts w:ascii="Cambria" w:hAnsi="Cambria"/>
-          <w:i/>
-          <w:iCs/>
-          <w:sz w:val="24"/>
-          <w:szCs w:val="24"/>
-        </w:rPr>
-        <w:t xml:space="preserve">an </w:t>
-      </w:r>
-      <w:r>
-        <w:rPr>
-          <w:rFonts w:ascii="Cambria" w:hAnsi="Cambria"/>
-          <w:i/>
-          <w:iCs/>
-          <w:sz w:val="24"/>
-          <w:szCs w:val="24"/>
-        </w:rPr>
-        <w:t>FFT</w:t>
-      </w:r>
-      <w:r>
-        <w:rPr>
-          <w:rFonts w:ascii="Cambria" w:hAnsi="Cambria"/>
-          <w:i/>
-          <w:iCs/>
-          <w:sz w:val="24"/>
-          <w:szCs w:val="24"/>
-        </w:rPr>
-        <w:t xml:space="preserve"> of size </w:t>
-      </w:r>
-      <w:r>
-        <w:rPr>
-          <w:rFonts w:ascii="Cambria" w:hAnsi="Cambria"/>
-          <w:i/>
-          <w:iCs/>
-          <w:sz w:val="24"/>
-          <w:szCs w:val="24"/>
-        </w:rPr>
-        <w:t>128</w:t>
-      </w:r>
-      <w:r>
-        <w:rPr>
-          <w:rFonts w:ascii="Cambria" w:hAnsi="Cambria"/>
-          <w:i/>
-          <w:iCs/>
-          <w:sz w:val="24"/>
-          <w:szCs w:val="24"/>
-        </w:rPr>
-        <w:t>.</w:t>
-      </w:r>
-    </w:p>
-    <w:p>
-      <w:pPr>
-        <w:pStyle w:val="LO-normal"/>
-        <w:rPr>
-          <w:rFonts w:ascii="Cambria" w:hAnsi="Cambria"/>
-          <w:i/>
-          <w:sz w:val="24"/>
-          <w:szCs w:val="24"/>
-        </w:rPr>
-      </w:pPr>
-    </w:p>
-    <w:p>
-      <w:pPr>
-        <w:pStyle w:val="LO-normal"/>
-        <w:rPr>
-          <w:rFonts w:ascii="Courier New" w:hAnsi="Courier New" w:cs="Courier New"/>
-        </w:rPr>
-      </w:pPr>
-      <w:r>
-        <w:rPr>
-          <w:rFonts w:ascii="Courier New" w:hAnsi="Courier New" w:cs="Courier New"/>
-          <w:i/>
-        </w:rPr>
-        <w:t>Controller to PAM</w:t>
-      </w:r>
-      <w:r>
-        <w:rPr>
-          <w:rFonts w:ascii="Courier New" w:hAnsi="Courier New" w:cs="Courier New"/>
-        </w:rPr>
-        <w:t xml:space="preserve">: </w:t>
-      </w:r>
-    </w:p>
-    <w:p>
-      <w:pPr>
-        <w:pStyle w:val="LO-normal"/>
-        <w:rPr>
-          <w:rFonts w:ascii="Courier New" w:hAnsi="Courier New" w:cs="Courier New"/>
-        </w:rPr>
-      </w:pPr>
-      <w:r>
-        <w:rPr>
-          <w:rFonts w:ascii="Courier New" w:hAnsi="Courier New" w:cs="Courier New"/>
-          <w:i/>
-        </w:rPr>
-        <w:t>&gt;</w:t>
-      </w:r>
-      <w:r>
-        <w:rPr>
-          <w:rFonts w:ascii="Courier New" w:hAnsi="Courier New" w:cs="Courier New"/>
-          <w:i/>
-        </w:rPr>
-        <w:t xml:space="preserve"> </w:t>
-      </w:r>
-      <w:r>
-        <w:rPr>
-          <w:rFonts w:ascii="Courier New" w:hAnsi="Courier New" w:cs="Courier New"/>
-        </w:rPr>
-        <w:t>$PSD,30,128*08</w:t>
-      </w:r>
-    </w:p>
-    <w:p>
-      <w:pPr>
-        <w:pStyle w:val="LO-normal"/>
-        <w:rPr>
-          <w:rFonts w:ascii="Courier New" w:hAnsi="Courier New" w:cs="Courier New"/>
-        </w:rPr>
-      </w:pPr>
-    </w:p>
-    <w:p>
-      <w:pPr>
-        <w:pStyle w:val="LO-normal"/>
-        <w:rPr>
-          <w:rFonts w:ascii="Courier New" w:hAnsi="Courier New" w:cs="Courier New"/>
-        </w:rPr>
-      </w:pPr>
-      <w:r>
-        <w:rPr>
-          <w:rFonts w:ascii="Courier New" w:hAnsi="Courier New" w:cs="Courier New"/>
-          <w:i/>
-        </w:rPr>
-        <w:t>PAM to Controller</w:t>
-      </w:r>
-      <w:r>
-        <w:rPr>
-          <w:rFonts w:ascii="Courier New" w:hAnsi="Courier New" w:cs="Courier New"/>
-        </w:rPr>
-        <w:t xml:space="preserve">:  </w:t>
-      </w:r>
-    </w:p>
-    <w:p>
-      <w:pPr>
-        <w:pStyle w:val="LO-normal"/>
-        <w:rPr>
-          <w:rFonts w:ascii="Courier New" w:hAnsi="Courier New" w:cs="Courier New"/>
-        </w:rPr>
-      </w:pPr>
-      <w:r>
-        <w:rPr>
-          <w:rFonts w:ascii="Courier New" w:hAnsi="Courier New" w:cs="Courier New"/>
-        </w:rPr>
-        <w:t xml:space="preserve">&lt; </w:t>
-      </w:r>
-      <w:r>
-        <w:rPr>
-          <w:rFonts w:ascii="Courier New" w:hAnsi="Courier New" w:cs="Courier New"/>
-        </w:rPr>
-        <w:t>$ACK*ad</w:t>
-      </w:r>
-    </w:p>
-    <w:p>
-      <w:pPr>
-        <w:pStyle w:val="LO-normal"/>
-        <w:rPr>
-          <w:rFonts w:ascii="Courier New" w:hAnsi="Courier New" w:cs="Courier New"/>
-        </w:rPr>
-      </w:pPr>
-    </w:p>
-    <w:p>
-      <w:pPr>
-        <w:pStyle w:val="LO-normal"/>
-        <w:rPr>
-          <w:rFonts w:ascii="Cambria" w:hAnsi="Cambria" w:cs="Courier New"/>
-          <w:sz w:val="24"/>
-          <w:szCs w:val="24"/>
-        </w:rPr>
-      </w:pPr>
-      <w:r>
-        <w:rPr>
-          <w:rFonts w:ascii="Cambria" w:hAnsi="Cambria" w:cs="Courier New"/>
-          <w:i/>
-          <w:sz w:val="24"/>
-          <w:szCs w:val="24"/>
-        </w:rPr>
-        <w:t>PAM response to Controller</w:t>
-      </w:r>
-      <w:r>
-        <w:rPr>
-          <w:rFonts w:ascii="Cambria" w:hAnsi="Cambria" w:cs="Courier New"/>
-          <w:sz w:val="24"/>
-          <w:szCs w:val="24"/>
-        </w:rPr>
-        <w:t xml:space="preserve"> after 30 seconds:</w:t>
-      </w:r>
-    </w:p>
-    <w:p>
-      <w:pPr>
-        <w:pStyle w:val="LO-normal"/>
-        <w:rPr>
-          <w:rFonts w:ascii="Courier New" w:hAnsi="Courier New" w:cs="Courier New"/>
-        </w:rPr>
-      </w:pPr>
-    </w:p>
-    <w:p>
-      <w:pPr>
-        <w:pStyle w:val="LO-normal"/>
-        <w:rPr>
-          <w:rFonts w:ascii="Courier New" w:hAnsi="Courier New" w:cs="Courier New"/>
-        </w:rPr>
-      </w:pPr>
-      <w:r>
-        <w:rPr>
-          <w:rFonts w:ascii="Courier New" w:hAnsi="Courier New" w:cs="Courier New"/>
-        </w:rPr>
-        <w:t>$PSD,1660725557,128,50000,64,0,-125.6,-122.4,-126.3,-127.4,-128.3,-129.1,-129.8,-130.2,-130.5,-130.6,-130.9,-131.1,-131.3,-131.4,-131.7,-131.8,-131.8,-131.8,-131.8,-131.9,-132.0,-132.0,-132.1,-132.2,-132.2,-132.2,-132.2,-132.3,-132.2,-132.3,-132.4,-132.5,-135.4,-132.4,-132.5,-132.5,-132.6,-132.6,-132.9,-133.1,-133.2,-133.7,-134.1,-134.8,-135.7,-136.6,-137.7,-138.9,-140.3,-142.1,-144.2,-146.4,-149.1,-152.0,-155.3,-158.7,-162.1,-164.7,-165.9,-166.1,-166.2,-166.2,-166.3,-166.4*78</w:t>
-      </w:r>
-    </w:p>
-    <w:p>
-      <w:pPr>
-        <w:pStyle w:val="LO-normal"/>
-        <w:rPr>
-          <w:rFonts w:ascii="Courier New" w:hAnsi="Courier New" w:cs="Courier New"/>
-        </w:rPr>
-      </w:pPr>
-    </w:p>
-    <w:p>
-      <w:pPr>
-        <w:pStyle w:val="LO-normal"/>
-        <w:rPr>
-          <w:rFonts w:ascii="Cambria" w:hAnsi="Cambria"/>
-          <w:sz w:val="24"/>
-          <w:szCs w:val="24"/>
-        </w:rPr>
-      </w:pPr>
-      <w:r>
-        <w:rPr>
-          <w:rFonts w:ascii="Cambria" w:hAnsi="Cambria"/>
-          <w:sz w:val="24"/>
-          <w:szCs w:val="24"/>
-        </w:rPr>
-        <w:t>PSD response message is formatted as:</w:t>
-      </w:r>
-    </w:p>
-    <w:p>
-      <w:pPr>
-        <w:pStyle w:val="LO-normal"/>
-      </w:pPr>
-    </w:p>
-    <w:p>
-      <w:pPr>
-        <w:pStyle w:val="LO-normal"/>
-        <w:rPr>
-          <w:rFonts w:ascii="Courier New" w:hAnsi="Courier New" w:cs="Courier New"/>
-        </w:rPr>
-      </w:pPr>
-      <w:r>
-        <w:rPr>
-          <w:rFonts w:ascii="Courier New" w:hAnsi="Courier New" w:cs="Courier New"/>
-        </w:rPr>
-        <w:t>$</w:t>
-      </w:r>
-      <w:proofErr w:type="spellStart"/>
       <w:proofErr w:type="gramStart"/>
       <w:r>
         <w:rPr>
           <w:rFonts w:ascii="Courier New" w:hAnsi="Courier New" w:cs="Courier New"/>
         </w:rPr>
-        <w:t>PSD,</w:t>
-      </w:r>
-      <w:r>
-        <w:rPr>
-          <w:rFonts w:ascii="Courier New" w:hAnsi="Courier New" w:cs="Courier New"/>
-        </w:rPr>
-        <w:t>start</w:t>
+        <w:t>second,fft</w:t>
       </w:r>
       <w:proofErr w:type="gramEnd"/>
       <w:r>
         <w:rPr>
           <w:rFonts w:ascii="Courier New" w:hAnsi="Courier New" w:cs="Courier New"/>
         </w:rPr>
-        <w:t>_second,fft_size,sampling_rate,nbins,gain</w:t>
+        <w:t>_</w:t>
+      </w:r>
+      <w:proofErr w:type="gramStart"/>
+      <w:r>
+        <w:rPr>
+          <w:rFonts w:ascii="Courier New" w:hAnsi="Courier New" w:cs="Courier New"/>
+        </w:rPr>
+        <w:t>size,sampling</w:t>
+      </w:r>
+      <w:proofErr w:type="gramEnd"/>
+      <w:r>
+        <w:rPr>
+          <w:rFonts w:ascii="Courier New" w:hAnsi="Courier New" w:cs="Courier New"/>
+        </w:rPr>
+        <w:t>_</w:t>
+      </w:r>
+      <w:proofErr w:type="gramStart"/>
+      <w:r>
+        <w:rPr>
+          <w:rFonts w:ascii="Courier New" w:hAnsi="Courier New" w:cs="Courier New"/>
+        </w:rPr>
+        <w:t>rate,nbins</w:t>
+      </w:r>
+      <w:proofErr w:type="gramEnd"/>
+      <w:r>
+        <w:rPr>
+          <w:rFonts w:ascii="Courier New" w:hAnsi="Courier New" w:cs="Courier New"/>
+        </w:rPr>
+        <w:t>,gain</w:t>
       </w:r>
       <w:proofErr w:type="spellEnd"/>
       <w:r>
@@ -9167,7 +9305,21 @@
         <w:rPr>
           <w:rFonts w:ascii="Courier New" w:hAnsi="Courier New" w:cs="Courier New"/>
         </w:rPr>
-        <w:t>[nbins-1]*CRC</w:t>
+        <w:t>[nbins-</w:t>
+      </w:r>
+      <w:proofErr w:type="gramStart"/>
+      <w:r>
+        <w:rPr>
+          <w:rFonts w:ascii="Courier New" w:hAnsi="Courier New" w:cs="Courier New"/>
+        </w:rPr>
+        <w:t>1]*</w:t>
+      </w:r>
+      <w:proofErr w:type="gramEnd"/>
+      <w:r>
+        <w:rPr>
+          <w:rFonts w:ascii="Courier New" w:hAnsi="Courier New" w:cs="Courier New"/>
+        </w:rPr>
+        <w:t>CRC</w:t>
       </w:r>
     </w:p>
     <w:p>
@@ -9665,7 +9817,49 @@
         <w:rPr>
           <w:rFonts w:ascii="Courier New" w:hAnsi="Courier New" w:cs="Courier New"/>
         </w:rPr>
-        <w:t>_size,sampling_rate,decimation,gain,file_size</w:t>
+        <w:t>_</w:t>
+      </w:r>
+      <w:proofErr w:type="gramStart"/>
+      <w:r>
+        <w:rPr>
+          <w:rFonts w:ascii="Courier New" w:hAnsi="Courier New" w:cs="Courier New"/>
+        </w:rPr>
+        <w:t>size,sampling</w:t>
+      </w:r>
+      <w:proofErr w:type="gramEnd"/>
+      <w:r>
+        <w:rPr>
+          <w:rFonts w:ascii="Courier New" w:hAnsi="Courier New" w:cs="Courier New"/>
+        </w:rPr>
+        <w:t>_</w:t>
+      </w:r>
+      <w:proofErr w:type="gramStart"/>
+      <w:r>
+        <w:rPr>
+          <w:rFonts w:ascii="Courier New" w:hAnsi="Courier New" w:cs="Courier New"/>
+        </w:rPr>
+        <w:t>rate,decimation</w:t>
+      </w:r>
+      <w:proofErr w:type="gramEnd"/>
+      <w:r>
+        <w:rPr>
+          <w:rFonts w:ascii="Courier New" w:hAnsi="Courier New" w:cs="Courier New"/>
+        </w:rPr>
+        <w:t>,</w:t>
+      </w:r>
+      <w:proofErr w:type="gramStart"/>
+      <w:r>
+        <w:rPr>
+          <w:rFonts w:ascii="Courier New" w:hAnsi="Courier New" w:cs="Courier New"/>
+        </w:rPr>
+        <w:t>gain,file</w:t>
+      </w:r>
+      <w:proofErr w:type="gramEnd"/>
+      <w:r>
+        <w:rPr>
+          <w:rFonts w:ascii="Courier New" w:hAnsi="Courier New" w:cs="Courier New"/>
+        </w:rPr>
+        <w:t>_size</w:t>
       </w:r>
       <w:proofErr w:type="spellEnd"/>
       <w:r>
@@ -10188,6 +10382,7 @@
         </w:rPr>
         <w:t>Example</w:t>
       </w:r>
+      <w:proofErr w:type="gramStart"/>
       <w:r>
         <w:rPr>
           <w:rFonts w:ascii="Cambria" w:hAnsi="Cambria"/>
@@ -10210,7 +10405,16 @@
           <w:sz w:val="24"/>
           <w:szCs w:val="24"/>
         </w:rPr>
-        <w:t xml:space="preserve">Set </w:t>
+        <w:t>Set</w:t>
+      </w:r>
+      <w:proofErr w:type="gramEnd"/>
+      <w:r>
+        <w:rPr>
+          <w:rFonts w:ascii="Cambria" w:hAnsi="Cambria"/>
+          <w:sz w:val="24"/>
+          <w:szCs w:val="24"/>
+        </w:rPr>
+        <w:t xml:space="preserve"> </w:t>
       </w:r>
       <w:proofErr w:type="gramStart"/>
       <w:r>
@@ -10933,7 +11137,16 @@
           <w:i/>
           <w:lang w:val="en-US"/>
         </w:rPr>
-        <w:t>1_stat</w:t>
+        <w:t>1_</w:t>
+      </w:r>
+      <w:proofErr w:type="gramStart"/>
+      <w:r>
+        <w:rPr>
+          <w:rFonts w:ascii="Courier New" w:hAnsi="Courier New" w:cs="Courier New"/>
+          <w:i/>
+          <w:lang w:val="en-US"/>
+        </w:rPr>
+        <w:t>stat</w:t>
       </w:r>
       <w:r>
         <w:rPr>
@@ -10949,7 +11162,34 @@
           <w:i/>
           <w:lang w:val="en-US"/>
         </w:rPr>
-        <w:t>,card1_total_storage,card1_free_storage</w:t>
+        <w:t>,card</w:t>
+      </w:r>
+      <w:proofErr w:type="gramEnd"/>
+      <w:r>
+        <w:rPr>
+          <w:rFonts w:ascii="Courier New" w:hAnsi="Courier New" w:cs="Courier New"/>
+          <w:i/>
+          <w:lang w:val="en-US"/>
+        </w:rPr>
+        <w:t>1_total_</w:t>
+      </w:r>
+      <w:proofErr w:type="gramStart"/>
+      <w:r>
+        <w:rPr>
+          <w:rFonts w:ascii="Courier New" w:hAnsi="Courier New" w:cs="Courier New"/>
+          <w:i/>
+          <w:lang w:val="en-US"/>
+        </w:rPr>
+        <w:t>storage,card</w:t>
+      </w:r>
+      <w:proofErr w:type="gramEnd"/>
+      <w:r>
+        <w:rPr>
+          <w:rFonts w:ascii="Courier New" w:hAnsi="Courier New" w:cs="Courier New"/>
+          <w:i/>
+          <w:lang w:val="en-US"/>
+        </w:rPr>
+        <w:t>1_free_storage</w:t>
       </w:r>
     </w:p>
     <w:p>
@@ -10985,7 +11225,16 @@
           <w:i/>
           <w:lang w:val="en-US"/>
         </w:rPr>
-        <w:t>2_stat</w:t>
+        <w:t>2_</w:t>
+      </w:r>
+      <w:proofErr w:type="gramStart"/>
+      <w:r>
+        <w:rPr>
+          <w:rFonts w:ascii="Courier New" w:hAnsi="Courier New" w:cs="Courier New"/>
+          <w:i/>
+          <w:lang w:val="en-US"/>
+        </w:rPr>
+        <w:t>stat</w:t>
       </w:r>
       <w:r>
         <w:rPr>
@@ -11001,7 +11250,34 @@
           <w:i/>
           <w:lang w:val="en-US"/>
         </w:rPr>
-        <w:t>,card2_total_storage,card2_free_storage</w:t>
+        <w:t>,card</w:t>
+      </w:r>
+      <w:proofErr w:type="gramEnd"/>
+      <w:r>
+        <w:rPr>
+          <w:rFonts w:ascii="Courier New" w:hAnsi="Courier New" w:cs="Courier New"/>
+          <w:i/>
+          <w:lang w:val="en-US"/>
+        </w:rPr>
+        <w:t>2_total_</w:t>
+      </w:r>
+      <w:proofErr w:type="gramStart"/>
+      <w:r>
+        <w:rPr>
+          <w:rFonts w:ascii="Courier New" w:hAnsi="Courier New" w:cs="Courier New"/>
+          <w:i/>
+          <w:lang w:val="en-US"/>
+        </w:rPr>
+        <w:t>storage,card</w:t>
+      </w:r>
+      <w:proofErr w:type="gramEnd"/>
+      <w:r>
+        <w:rPr>
+          <w:rFonts w:ascii="Courier New" w:hAnsi="Courier New" w:cs="Courier New"/>
+          <w:i/>
+          <w:lang w:val="en-US"/>
+        </w:rPr>
+        <w:t>2_free_storage</w:t>
       </w:r>
     </w:p>
     <w:p>
@@ -11864,7 +12140,34 @@
           <w:i/>
           <w:lang w:val="en-US"/>
         </w:rPr>
-        <w:t>_of_cards,card1_stat</w:t>
+        <w:t>_of_</w:t>
+      </w:r>
+      <w:proofErr w:type="gramStart"/>
+      <w:r>
+        <w:rPr>
+          <w:rFonts w:ascii="Courier New" w:hAnsi="Courier New" w:cs="Courier New"/>
+          <w:i/>
+          <w:lang w:val="en-US"/>
+        </w:rPr>
+        <w:t>cards,card</w:t>
+      </w:r>
+      <w:proofErr w:type="gramEnd"/>
+      <w:r>
+        <w:rPr>
+          <w:rFonts w:ascii="Courier New" w:hAnsi="Courier New" w:cs="Courier New"/>
+          <w:i/>
+          <w:lang w:val="en-US"/>
+        </w:rPr>
+        <w:t>1_</w:t>
+      </w:r>
+      <w:proofErr w:type="gramStart"/>
+      <w:r>
+        <w:rPr>
+          <w:rFonts w:ascii="Courier New" w:hAnsi="Courier New" w:cs="Courier New"/>
+          <w:i/>
+          <w:lang w:val="en-US"/>
+        </w:rPr>
+        <w:t>stat</w:t>
       </w:r>
       <w:r>
         <w:rPr>
@@ -11888,7 +12191,16 @@
           <w:i/>
           <w:lang w:val="en-US"/>
         </w:rPr>
-        <w:t>card2_stat</w:t>
+        <w:t>card</w:t>
+      </w:r>
+      <w:proofErr w:type="gramEnd"/>
+      <w:r>
+        <w:rPr>
+          <w:rFonts w:ascii="Courier New" w:hAnsi="Courier New" w:cs="Courier New"/>
+          <w:i/>
+          <w:lang w:val="en-US"/>
+        </w:rPr>
+        <w:t>2_stat</w:t>
       </w:r>
       <w:r>
         <w:rPr>
@@ -12554,24 +12866,42 @@
           <w:iCs/>
           <w:lang w:val="en-US"/>
         </w:rPr>
-        <w:t>_SD1,124868608,30,3,SD,SR128,1,86*6d</w:t>
-      </w:r>
-    </w:p>
-    <w:p>
-      <w:pPr>
-        <w:pStyle w:val="LO-normal"/>
+        <w:t>_SD1,124868608,30,</w:t>
+      </w:r>
+      <w:proofErr w:type="gramStart"/>
+      <w:r>
         <w:rPr>
           <w:rFonts w:ascii="Courier New" w:hAnsi="Courier New" w:cs="Courier New"/>
           <w:iCs/>
           <w:lang w:val="en-US"/>
         </w:rPr>
-      </w:pPr>
+        <w:t>3,SD</w:t>
+      </w:r>
+      <w:proofErr w:type="gramEnd"/>
       <w:r>
         <w:rPr>
           <w:rFonts w:ascii="Courier New" w:hAnsi="Courier New" w:cs="Courier New"/>
           <w:iCs/>
           <w:lang w:val="en-US"/>
         </w:rPr>
+        <w:t>,SR128,1,86*6d</w:t>
+      </w:r>
+    </w:p>
+    <w:p>
+      <w:pPr>
+        <w:pStyle w:val="LO-normal"/>
+        <w:rPr>
+          <w:rFonts w:ascii="Courier New" w:hAnsi="Courier New" w:cs="Courier New"/>
+          <w:iCs/>
+          <w:lang w:val="en-US"/>
+        </w:rPr>
+      </w:pPr>
+      <w:r>
+        <w:rPr>
+          <w:rFonts w:ascii="Courier New" w:hAnsi="Courier New" w:cs="Courier New"/>
+          <w:iCs/>
+          <w:lang w:val="en-US"/>
+        </w:rPr>
         <w:t xml:space="preserve">&lt; </w:t>
       </w:r>
       <w:r>
@@ -12598,7 +12928,25 @@
           <w:iCs/>
           <w:lang w:val="en-US"/>
         </w:rPr>
-        <w:t>_SD2,999874560,30,3,SD,SR01T,1,86*b8</w:t>
+        <w:t>_SD2,999874560,30,</w:t>
+      </w:r>
+      <w:proofErr w:type="gramStart"/>
+      <w:r>
+        <w:rPr>
+          <w:rFonts w:ascii="Courier New" w:hAnsi="Courier New" w:cs="Courier New"/>
+          <w:iCs/>
+          <w:lang w:val="en-US"/>
+        </w:rPr>
+        <w:t>3,SD</w:t>
+      </w:r>
+      <w:proofErr w:type="gramEnd"/>
+      <w:r>
+        <w:rPr>
+          <w:rFonts w:ascii="Courier New" w:hAnsi="Courier New" w:cs="Courier New"/>
+          <w:iCs/>
+          <w:lang w:val="en-US"/>
+        </w:rPr>
+        <w:t>,SR01T,1,86*b8</w:t>
       </w:r>
     </w:p>
     <w:p>
@@ -12715,7 +13063,55 @@
           <w:rFonts w:ascii="Courier New" w:hAnsi="Courier New" w:cs="Courier New"/>
           <w:lang w:val="en-US"/>
         </w:rPr>
-        <w:t>msg, "SDI,%d,%02x,%s,%lu,%02x,%d,%s,%s,%d,%x",</w:t>
+        <w:t>msg, "</w:t>
+      </w:r>
+      <w:proofErr w:type="gramStart"/>
+      <w:r>
+        <w:rPr>
+          <w:rFonts w:ascii="Courier New" w:hAnsi="Courier New" w:cs="Courier New"/>
+          <w:lang w:val="en-US"/>
+        </w:rPr>
+        <w:t>SDI,%d,%</w:t>
+      </w:r>
+      <w:proofErr w:type="gramEnd"/>
+      <w:r>
+        <w:rPr>
+          <w:rFonts w:ascii="Courier New" w:hAnsi="Courier New" w:cs="Courier New"/>
+          <w:lang w:val="en-US"/>
+        </w:rPr>
+        <w:t>02</w:t>
+      </w:r>
+      <w:proofErr w:type="gramStart"/>
+      <w:r>
+        <w:rPr>
+          <w:rFonts w:ascii="Courier New" w:hAnsi="Courier New" w:cs="Courier New"/>
+          <w:lang w:val="en-US"/>
+        </w:rPr>
+        <w:t>x,%s,%lu,%</w:t>
+      </w:r>
+      <w:proofErr w:type="gramEnd"/>
+      <w:r>
+        <w:rPr>
+          <w:rFonts w:ascii="Courier New" w:hAnsi="Courier New" w:cs="Courier New"/>
+          <w:lang w:val="en-US"/>
+        </w:rPr>
+        <w:t>02</w:t>
+      </w:r>
+      <w:proofErr w:type="gramStart"/>
+      <w:r>
+        <w:rPr>
+          <w:rFonts w:ascii="Courier New" w:hAnsi="Courier New" w:cs="Courier New"/>
+          <w:lang w:val="en-US"/>
+        </w:rPr>
+        <w:t>x,%d,%s,%s,%d,%</w:t>
+      </w:r>
+      <w:proofErr w:type="gramEnd"/>
+      <w:r>
+        <w:rPr>
+          <w:rFonts w:ascii="Courier New" w:hAnsi="Courier New" w:cs="Courier New"/>
+          <w:lang w:val="en-US"/>
+        </w:rPr>
+        <w:t>x",</w:t>
       </w:r>
     </w:p>
     <w:p>
@@ -12748,15 +13144,71 @@
           <w:rFonts w:ascii="Courier New" w:hAnsi="Courier New" w:cs="Courier New"/>
           <w:lang w:val="en-US"/>
         </w:rPr>
-        <w:t>,label,capacity,hw_ver,mid,oid,pnm,highspeed</w:t>
-      </w:r>
-      <w:r>
-        <w:rPr>
-          <w:rFonts w:ascii="Courier New" w:hAnsi="Courier New" w:cs="Courier New"/>
-          <w:lang w:val="en-US"/>
-        </w:rPr>
         <w:t>,</w:t>
       </w:r>
+      <w:proofErr w:type="gramStart"/>
+      <w:r>
+        <w:rPr>
+          <w:rFonts w:ascii="Courier New" w:hAnsi="Courier New" w:cs="Courier New"/>
+          <w:lang w:val="en-US"/>
+        </w:rPr>
+        <w:t>label,capacity</w:t>
+      </w:r>
+      <w:proofErr w:type="gramEnd"/>
+      <w:r>
+        <w:rPr>
+          <w:rFonts w:ascii="Courier New" w:hAnsi="Courier New" w:cs="Courier New"/>
+          <w:lang w:val="en-US"/>
+        </w:rPr>
+        <w:t>,hw_</w:t>
+      </w:r>
+      <w:proofErr w:type="gramStart"/>
+      <w:r>
+        <w:rPr>
+          <w:rFonts w:ascii="Courier New" w:hAnsi="Courier New" w:cs="Courier New"/>
+          <w:lang w:val="en-US"/>
+        </w:rPr>
+        <w:t>ver,mid</w:t>
+      </w:r>
+      <w:proofErr w:type="gramEnd"/>
+      <w:r>
+        <w:rPr>
+          <w:rFonts w:ascii="Courier New" w:hAnsi="Courier New" w:cs="Courier New"/>
+          <w:lang w:val="en-US"/>
+        </w:rPr>
+        <w:t>,</w:t>
+      </w:r>
+      <w:proofErr w:type="gramStart"/>
+      <w:r>
+        <w:rPr>
+          <w:rFonts w:ascii="Courier New" w:hAnsi="Courier New" w:cs="Courier New"/>
+          <w:lang w:val="en-US"/>
+        </w:rPr>
+        <w:t>oid,pnm</w:t>
+      </w:r>
+      <w:proofErr w:type="gramEnd"/>
+      <w:r>
+        <w:rPr>
+          <w:rFonts w:ascii="Courier New" w:hAnsi="Courier New" w:cs="Courier New"/>
+          <w:lang w:val="en-US"/>
+        </w:rPr>
+        <w:t>,</w:t>
+      </w:r>
+      <w:proofErr w:type="gramStart"/>
+      <w:r>
+        <w:rPr>
+          <w:rFonts w:ascii="Courier New" w:hAnsi="Courier New" w:cs="Courier New"/>
+          <w:lang w:val="en-US"/>
+        </w:rPr>
+        <w:t>highspeed</w:t>
+      </w:r>
+      <w:r>
+        <w:rPr>
+          <w:rFonts w:ascii="Courier New" w:hAnsi="Courier New" w:cs="Courier New"/>
+          <w:lang w:val="en-US"/>
+        </w:rPr>
+        <w:t>,</w:t>
+      </w:r>
       <w:r>
         <w:rPr>
           <w:rFonts w:ascii="Courier New" w:hAnsi="Courier New" w:cs="Courier New"/>
@@ -12765,6 +13217,7 @@
         <w:t>prv</w:t>
       </w:r>
       <w:proofErr w:type="spellEnd"/>
+      <w:proofErr w:type="gramEnd"/>
       <w:r>
         <w:rPr>
           <w:rFonts w:ascii="Courier New" w:hAnsi="Courier New" w:cs="Courier New"/>
@@ -13954,6 +14407,7 @@
         </w:rPr>
         <w:t>Command Format</w:t>
       </w:r>
+      <w:proofErr w:type="gramStart"/>
       <w:r>
         <w:rPr>
           <w:rFonts w:ascii="Cambria" w:hAnsi="Cambria"/>
@@ -13969,7 +14423,6 @@
         <w:t>$</w:t>
       </w:r>
       <w:proofErr w:type="spellStart"/>
-      <w:proofErr w:type="gramStart"/>
       <w:r>
         <w:rPr>
           <w:rFonts w:ascii="Courier New" w:hAnsi="Courier New" w:cs="Courier New"/>
@@ -14657,7 +15110,39 @@
           <w:rFonts w:ascii="Courier New" w:hAnsi="Courier New" w:cs="Courier New"/>
           <w:lang w:val="en-US"/>
         </w:rPr>
-        <w:t>1.5.0,Oct 14 2024,17:03:39*f7</w:t>
+        <w:t>1.5.</w:t>
+      </w:r>
+      <w:proofErr w:type="gramStart"/>
+      <w:r>
+        <w:rPr>
+          <w:rFonts w:ascii="Courier New" w:hAnsi="Courier New" w:cs="Courier New"/>
+          <w:lang w:val="en-US"/>
+        </w:rPr>
+        <w:t>0,Oct</w:t>
+      </w:r>
+      <w:proofErr w:type="gramEnd"/>
+      <w:r>
+        <w:rPr>
+          <w:rFonts w:ascii="Courier New" w:hAnsi="Courier New" w:cs="Courier New"/>
+          <w:lang w:val="en-US"/>
+        </w:rPr>
+        <w:t xml:space="preserve"> 14</w:t>
+      </w:r>
+      <w:proofErr w:type="gramStart"/>
+      <w:r>
+        <w:rPr>
+          <w:rFonts w:ascii="Courier New" w:hAnsi="Courier New" w:cs="Courier New"/>
+          <w:lang w:val="en-US"/>
+        </w:rPr>
+        <w:t xml:space="preserve"> 2024</w:t>
+      </w:r>
+      <w:proofErr w:type="gramEnd"/>
+      <w:r>
+        <w:rPr>
+          <w:rFonts w:ascii="Courier New" w:hAnsi="Courier New" w:cs="Courier New"/>
+          <w:lang w:val="en-US"/>
+        </w:rPr>
+        <w:t>,17:03:39*f7</w:t>
       </w:r>
     </w:p>
     <w:p>
@@ -14804,6 +15289,7 @@
         </w:rPr>
         <w:t>Command Format</w:t>
       </w:r>
+      <w:proofErr w:type="gramStart"/>
       <w:r>
         <w:rPr>
           <w:rFonts w:ascii="Cambria" w:hAnsi="Cambria"/>
@@ -14819,19 +15305,46 @@
         <w:t>$</w:t>
       </w:r>
       <w:proofErr w:type="spellStart"/>
+      <w:r>
+        <w:rPr>
+          <w:rFonts w:ascii="Courier New" w:hAnsi="Courier New" w:cs="Courier New"/>
+        </w:rPr>
+        <w:t>VMP,sec</w:t>
+      </w:r>
+      <w:proofErr w:type="gramEnd"/>
+      <w:r>
+        <w:rPr>
+          <w:rFonts w:ascii="Courier New" w:hAnsi="Courier New" w:cs="Courier New"/>
+        </w:rPr>
+        <w:t>,</w:t>
+      </w:r>
       <w:proofErr w:type="gramStart"/>
       <w:r>
         <w:rPr>
           <w:rFonts w:ascii="Courier New" w:hAnsi="Courier New" w:cs="Courier New"/>
         </w:rPr>
-        <w:t>VMP,sec</w:t>
+        <w:t>state,depth</w:t>
       </w:r>
       <w:proofErr w:type="gramEnd"/>
       <w:r>
         <w:rPr>
           <w:rFonts w:ascii="Courier New" w:hAnsi="Courier New" w:cs="Courier New"/>
         </w:rPr>
-        <w:t>,state,depth,heading,roll,pitch</w:t>
+        <w:t>,</w:t>
+      </w:r>
+      <w:proofErr w:type="gramStart"/>
+      <w:r>
+        <w:rPr>
+          <w:rFonts w:ascii="Courier New" w:hAnsi="Courier New" w:cs="Courier New"/>
+        </w:rPr>
+        <w:t>heading,roll</w:t>
+      </w:r>
+      <w:proofErr w:type="gramEnd"/>
+      <w:r>
+        <w:rPr>
+          <w:rFonts w:ascii="Courier New" w:hAnsi="Courier New" w:cs="Courier New"/>
+        </w:rPr>
+        <w:t>,pitch</w:t>
       </w:r>
       <w:proofErr w:type="spellEnd"/>
       <w:r>
@@ -14944,31 +15457,49 @@
           <w:sz w:val="24"/>
           <w:szCs w:val="24"/>
         </w:rPr>
-        <w:t>state:</w:t>
-      </w:r>
-      <w:r>
-        <w:rPr>
-          <w:rFonts w:ascii="Cambria" w:hAnsi="Cambria"/>
-          <w:sz w:val="24"/>
-          <w:szCs w:val="24"/>
-        </w:rPr>
-        <w:tab/>
-      </w:r>
-      <w:r>
-        <w:rPr>
-          <w:rFonts w:ascii="Cambria" w:hAnsi="Cambria"/>
-          <w:sz w:val="24"/>
-          <w:szCs w:val="24"/>
-        </w:rPr>
-        <w:tab/>
-      </w:r>
-      <w:r>
-        <w:rPr>
-          <w:rFonts w:ascii="Cambria" w:hAnsi="Cambria"/>
-          <w:sz w:val="24"/>
-          <w:szCs w:val="24"/>
-        </w:rPr>
-        <w:t xml:space="preserve">User defined </w:t>
+        <w:t>state</w:t>
+      </w:r>
+      <w:proofErr w:type="gramStart"/>
+      <w:r>
+        <w:rPr>
+          <w:rFonts w:ascii="Cambria" w:hAnsi="Cambria"/>
+          <w:sz w:val="24"/>
+          <w:szCs w:val="24"/>
+        </w:rPr>
+        <w:t>:</w:t>
+      </w:r>
+      <w:r>
+        <w:rPr>
+          <w:rFonts w:ascii="Cambria" w:hAnsi="Cambria"/>
+          <w:sz w:val="24"/>
+          <w:szCs w:val="24"/>
+        </w:rPr>
+        <w:tab/>
+      </w:r>
+      <w:r>
+        <w:rPr>
+          <w:rFonts w:ascii="Cambria" w:hAnsi="Cambria"/>
+          <w:sz w:val="24"/>
+          <w:szCs w:val="24"/>
+        </w:rPr>
+        <w:tab/>
+      </w:r>
+      <w:r>
+        <w:rPr>
+          <w:rFonts w:ascii="Cambria" w:hAnsi="Cambria"/>
+          <w:sz w:val="24"/>
+          <w:szCs w:val="24"/>
+        </w:rPr>
+        <w:t>User</w:t>
+      </w:r>
+      <w:proofErr w:type="gramEnd"/>
+      <w:r>
+        <w:rPr>
+          <w:rFonts w:ascii="Cambria" w:hAnsi="Cambria"/>
+          <w:sz w:val="24"/>
+          <w:szCs w:val="24"/>
+        </w:rPr>
+        <w:t xml:space="preserve"> defined </w:t>
       </w:r>
       <w:r>
         <w:rPr>
@@ -15086,6 +15617,7 @@
         </w:rPr>
         <w:t>th</w:t>
       </w:r>
+      <w:proofErr w:type="gramStart"/>
       <w:r>
         <w:rPr>
           <w:rFonts w:ascii="Cambria" w:hAnsi="Cambria"/>
@@ -15109,7 +15641,16 @@
           <w:szCs w:val="24"/>
         </w:rPr>
         <w:tab/>
-        <w:t>Vehicle d</w:t>
+        <w:t>Vehicle</w:t>
+      </w:r>
+      <w:proofErr w:type="gramEnd"/>
+      <w:r>
+        <w:rPr>
+          <w:rFonts w:ascii="Cambria" w:hAnsi="Cambria"/>
+          <w:sz w:val="24"/>
+          <w:szCs w:val="24"/>
+        </w:rPr>
+        <w:t xml:space="preserve"> d</w:t>
       </w:r>
       <w:r>
         <w:rPr>
@@ -15179,6 +15720,7 @@
         </w:rPr>
         <w:t>eading</w:t>
       </w:r>
+      <w:proofErr w:type="gramStart"/>
       <w:r>
         <w:rPr>
           <w:rFonts w:ascii="Cambria" w:hAnsi="Cambria"/>
@@ -15202,7 +15744,16 @@
           <w:szCs w:val="24"/>
         </w:rPr>
         <w:tab/>
-        <w:t>Vehicle h</w:t>
+        <w:t>Vehicle</w:t>
+      </w:r>
+      <w:proofErr w:type="gramEnd"/>
+      <w:r>
+        <w:rPr>
+          <w:rFonts w:ascii="Cambria" w:hAnsi="Cambria"/>
+          <w:sz w:val="24"/>
+          <w:szCs w:val="24"/>
+        </w:rPr>
+        <w:t xml:space="preserve"> h</w:t>
       </w:r>
       <w:r>
         <w:rPr>
@@ -15381,6 +15932,7 @@
         </w:rPr>
         <w:t>itch</w:t>
       </w:r>
+      <w:proofErr w:type="gramStart"/>
       <w:r>
         <w:rPr>
           <w:rFonts w:ascii="Cambria" w:hAnsi="Cambria"/>
@@ -15412,7 +15964,16 @@
           <w:szCs w:val="24"/>
         </w:rPr>
         <w:tab/>
-        <w:t>Vehicle p</w:t>
+        <w:t>Vehicle</w:t>
+      </w:r>
+      <w:proofErr w:type="gramEnd"/>
+      <w:r>
+        <w:rPr>
+          <w:rFonts w:ascii="Cambria" w:hAnsi="Cambria"/>
+          <w:sz w:val="24"/>
+          <w:szCs w:val="24"/>
+        </w:rPr>
+        <w:t xml:space="preserve"> p</w:t>
       </w:r>
       <w:r>
         <w:rPr>
@@ -15998,6 +16559,7 @@
         </w:rPr>
         <w:t>Command Format</w:t>
       </w:r>
+      <w:proofErr w:type="gramStart"/>
       <w:r>
         <w:rPr>
           <w:rFonts w:ascii="Cambria" w:hAnsi="Cambria"/>
@@ -16013,21 +16575,42 @@
         <w:t>$</w:t>
       </w:r>
       <w:proofErr w:type="spellStart"/>
+      <w:r>
+        <w:rPr>
+          <w:rFonts w:ascii="Courier New" w:hAnsi="Courier New" w:cs="Courier New"/>
+        </w:rPr>
+        <w:t>GPS,sec</w:t>
+      </w:r>
+      <w:proofErr w:type="gramEnd"/>
+      <w:r>
+        <w:rPr>
+          <w:rFonts w:ascii="Courier New" w:hAnsi="Courier New" w:cs="Courier New"/>
+        </w:rPr>
+        <w:t>,</w:t>
+      </w:r>
       <w:proofErr w:type="gramStart"/>
       <w:r>
         <w:rPr>
           <w:rFonts w:ascii="Courier New" w:hAnsi="Courier New" w:cs="Courier New"/>
         </w:rPr>
-        <w:t>GPS,sec</w:t>
+        <w:t>lat,lon</w:t>
       </w:r>
       <w:proofErr w:type="gramEnd"/>
       <w:r>
         <w:rPr>
           <w:rFonts w:ascii="Courier New" w:hAnsi="Courier New" w:cs="Courier New"/>
         </w:rPr>
-        <w:t>,lat,lon,cog,sog</w:t>
+        <w:t>,</w:t>
+      </w:r>
+      <w:proofErr w:type="gramStart"/>
+      <w:r>
+        <w:rPr>
+          <w:rFonts w:ascii="Courier New" w:hAnsi="Courier New" w:cs="Courier New"/>
+        </w:rPr>
+        <w:t>cog,sog</w:t>
       </w:r>
       <w:proofErr w:type="spellEnd"/>
+      <w:proofErr w:type="gramEnd"/>
       <w:r>
         <w:rPr>
           <w:rFonts w:ascii="Courier New" w:hAnsi="Courier New" w:cs="Courier New"/>
@@ -16727,6 +17310,7 @@
         </w:rPr>
         <w:t>Command Format</w:t>
       </w:r>
+      <w:proofErr w:type="gramStart"/>
       <w:r>
         <w:rPr>
           <w:rFonts w:ascii="Cambria" w:hAnsi="Cambria"/>
@@ -16742,7 +17326,6 @@
         <w:t>$</w:t>
       </w:r>
       <w:proofErr w:type="spellStart"/>
-      <w:proofErr w:type="gramStart"/>
       <w:r>
         <w:rPr>
           <w:rFonts w:ascii="Courier New" w:hAnsi="Courier New" w:cs="Courier New"/>
@@ -17108,6 +17691,7 @@
         </w:rPr>
         <w:t>Command Format</w:t>
       </w:r>
+      <w:proofErr w:type="gramStart"/>
       <w:r>
         <w:rPr>
           <w:rFonts w:ascii="Cambria" w:hAnsi="Cambria"/>
@@ -17123,7 +17707,6 @@
         <w:t>$</w:t>
       </w:r>
       <w:proofErr w:type="spellStart"/>
-      <w:proofErr w:type="gramStart"/>
       <w:r>
         <w:rPr>
           <w:rFonts w:ascii="Courier New" w:hAnsi="Courier New" w:cs="Courier New"/>
@@ -17535,7 +18118,25 @@
           <w:sz w:val="20"/>
           <w:szCs w:val="20"/>
         </w:rPr>
-        <w:t>unsigned char *</w:t>
+        <w:t xml:space="preserve">unsigned </w:t>
+      </w:r>
+      <w:proofErr w:type="gramStart"/>
+      <w:r>
+        <w:rPr>
+          <w:rFonts w:ascii="Courier New" w:hAnsi="Courier New"/>
+          <w:sz w:val="20"/>
+          <w:szCs w:val="20"/>
+        </w:rPr>
+        <w:t>char</w:t>
+      </w:r>
+      <w:proofErr w:type="gramEnd"/>
+      <w:r>
+        <w:rPr>
+          <w:rFonts w:ascii="Courier New" w:hAnsi="Courier New"/>
+          <w:sz w:val="20"/>
+          <w:szCs w:val="20"/>
+        </w:rPr>
+        <w:t xml:space="preserve"> *</w:t>
       </w:r>
       <w:proofErr w:type="spellStart"/>
       <w:r>
@@ -17702,6 +18303,115 @@
           <w:szCs w:val="20"/>
         </w:rPr>
         <w:t>cnt</w:t>
+      </w:r>
+      <w:proofErr w:type="spellEnd"/>
+      <w:r>
+        <w:rPr>
+          <w:rFonts w:ascii="Courier New" w:hAnsi="Courier New"/>
+          <w:sz w:val="20"/>
+          <w:szCs w:val="20"/>
+        </w:rPr>
+        <w:t>-- )</w:t>
+      </w:r>
+      <w:proofErr w:type="gramEnd"/>
+    </w:p>
+    <w:p>
+      <w:pPr>
+        <w:spacing w:after="0"/>
+        <w:rPr>
+          <w:rFonts w:ascii="Courier New" w:hAnsi="Courier New"/>
+          <w:sz w:val="20"/>
+          <w:szCs w:val="20"/>
+        </w:rPr>
+      </w:pPr>
+      <w:r>
+        <w:rPr>
+          <w:rFonts w:ascii="Courier New" w:hAnsi="Courier New"/>
+          <w:sz w:val="20"/>
+          <w:szCs w:val="20"/>
+        </w:rPr>
+        <w:tab/>
+        <w:t>{</w:t>
+      </w:r>
+    </w:p>
+    <w:p>
+      <w:pPr>
+        <w:spacing w:after="0"/>
+        <w:rPr>
+          <w:rFonts w:ascii="Courier New" w:hAnsi="Courier New"/>
+          <w:sz w:val="20"/>
+          <w:szCs w:val="20"/>
+        </w:rPr>
+      </w:pPr>
+      <w:r>
+        <w:rPr>
+          <w:rFonts w:ascii="Courier New" w:hAnsi="Courier New"/>
+          <w:sz w:val="20"/>
+          <w:szCs w:val="20"/>
+        </w:rPr>
+        <w:tab/>
+      </w:r>
+      <w:r>
+        <w:rPr>
+          <w:rFonts w:ascii="Courier New" w:hAnsi="Courier New"/>
+          <w:sz w:val="20"/>
+          <w:szCs w:val="20"/>
+        </w:rPr>
+        <w:tab/>
+      </w:r>
+      <w:proofErr w:type="spellStart"/>
+      <w:r>
+        <w:rPr>
+          <w:rFonts w:ascii="Courier New" w:hAnsi="Courier New"/>
+          <w:sz w:val="20"/>
+          <w:szCs w:val="20"/>
+        </w:rPr>
+        <w:t>accum</w:t>
+      </w:r>
+      <w:proofErr w:type="spellEnd"/>
+      <w:r>
+        <w:rPr>
+          <w:rFonts w:ascii="Courier New" w:hAnsi="Courier New"/>
+          <w:sz w:val="20"/>
+          <w:szCs w:val="20"/>
+        </w:rPr>
+        <w:t xml:space="preserve"> = </w:t>
+      </w:r>
+      <w:proofErr w:type="spellStart"/>
+      <w:r>
+        <w:rPr>
+          <w:rFonts w:ascii="Courier New" w:hAnsi="Courier New"/>
+          <w:sz w:val="20"/>
+          <w:szCs w:val="20"/>
+        </w:rPr>
+        <w:t>accum_</w:t>
+      </w:r>
+      <w:proofErr w:type="gramStart"/>
+      <w:r>
+        <w:rPr>
+          <w:rFonts w:ascii="Courier New" w:hAnsi="Courier New"/>
+          <w:sz w:val="20"/>
+          <w:szCs w:val="20"/>
+        </w:rPr>
+        <w:t>crc</w:t>
+      </w:r>
+      <w:proofErr w:type="spellEnd"/>
+      <w:r>
+        <w:rPr>
+          <w:rFonts w:ascii="Courier New" w:hAnsi="Courier New"/>
+          <w:sz w:val="20"/>
+          <w:szCs w:val="20"/>
+        </w:rPr>
+        <w:t xml:space="preserve">( </w:t>
+      </w:r>
+      <w:proofErr w:type="spellStart"/>
+      <w:r>
+        <w:rPr>
+          <w:rFonts w:ascii="Courier New" w:hAnsi="Courier New"/>
+          <w:sz w:val="20"/>
+          <w:szCs w:val="20"/>
+        </w:rPr>
+        <w:t>accum</w:t>
       </w:r>
       <w:proofErr w:type="spellEnd"/>
       <w:proofErr w:type="gramEnd"/>
@@ -17711,7 +18421,43 @@
           <w:sz w:val="20"/>
           <w:szCs w:val="20"/>
         </w:rPr>
-        <w:t>-- )</w:t>
+        <w:t>, *</w:t>
+      </w:r>
+      <w:proofErr w:type="spellStart"/>
+      <w:r>
+        <w:rPr>
+          <w:rFonts w:ascii="Courier New" w:hAnsi="Courier New"/>
+          <w:sz w:val="20"/>
+          <w:szCs w:val="20"/>
+        </w:rPr>
+        <w:t>buf</w:t>
+      </w:r>
+      <w:proofErr w:type="spellEnd"/>
+      <w:r>
+        <w:rPr>
+          <w:rFonts w:ascii="Courier New" w:hAnsi="Courier New"/>
+          <w:sz w:val="20"/>
+          <w:szCs w:val="20"/>
+        </w:rPr>
+        <w:t>+</w:t>
+      </w:r>
+      <w:proofErr w:type="gramStart"/>
+      <w:r>
+        <w:rPr>
+          <w:rFonts w:ascii="Courier New" w:hAnsi="Courier New"/>
+          <w:sz w:val="20"/>
+          <w:szCs w:val="20"/>
+        </w:rPr>
+        <w:t>+ )</w:t>
+      </w:r>
+      <w:proofErr w:type="gramEnd"/>
+      <w:r>
+        <w:rPr>
+          <w:rFonts w:ascii="Courier New" w:hAnsi="Courier New"/>
+          <w:sz w:val="20"/>
+          <w:szCs w:val="20"/>
+        </w:rPr>
+        <w:t>;</w:t>
       </w:r>
     </w:p>
     <w:p>
@@ -17730,7 +18476,7 @@
           <w:szCs w:val="20"/>
         </w:rPr>
         <w:tab/>
-        <w:t>{</w:t>
+        <w:t>}</w:t>
       </w:r>
     </w:p>
     <w:p>
@@ -17749,7 +18495,18 @@
           <w:szCs w:val="20"/>
         </w:rPr>
         <w:tab/>
-      </w:r>
+        <w:t>/* The next 2 lines forces compatibility with XMODEM CRC */</w:t>
+      </w:r>
+    </w:p>
+    <w:p>
+      <w:pPr>
+        <w:spacing w:after="0"/>
+        <w:rPr>
+          <w:rFonts w:ascii="Courier New" w:hAnsi="Courier New"/>
+          <w:sz w:val="20"/>
+          <w:szCs w:val="20"/>
+        </w:rPr>
+      </w:pPr>
       <w:r>
         <w:rPr>
           <w:rFonts w:ascii="Courier New" w:hAnsi="Courier New"/>
@@ -17820,63 +18577,25 @@
           <w:sz w:val="20"/>
           <w:szCs w:val="20"/>
         </w:rPr>
-        <w:t>, *</w:t>
-      </w:r>
-      <w:proofErr w:type="spellStart"/>
+        <w:t xml:space="preserve">, </w:t>
+      </w:r>
+      <w:proofErr w:type="gramStart"/>
       <w:r>
         <w:rPr>
           <w:rFonts w:ascii="Courier New" w:hAnsi="Courier New"/>
           <w:sz w:val="20"/>
           <w:szCs w:val="20"/>
         </w:rPr>
-        <w:t>buf</w:t>
-      </w:r>
-      <w:proofErr w:type="spellEnd"/>
+        <w:t>0 )</w:t>
+      </w:r>
+      <w:proofErr w:type="gramEnd"/>
       <w:r>
         <w:rPr>
           <w:rFonts w:ascii="Courier New" w:hAnsi="Courier New"/>
           <w:sz w:val="20"/>
           <w:szCs w:val="20"/>
         </w:rPr>
-        <w:t>++ );</w:t>
-      </w:r>
-    </w:p>
-    <w:p>
-      <w:pPr>
-        <w:spacing w:after="0"/>
-        <w:rPr>
-          <w:rFonts w:ascii="Courier New" w:hAnsi="Courier New"/>
-          <w:sz w:val="20"/>
-          <w:szCs w:val="20"/>
-        </w:rPr>
-      </w:pPr>
-      <w:r>
-        <w:rPr>
-          <w:rFonts w:ascii="Courier New" w:hAnsi="Courier New"/>
-          <w:sz w:val="20"/>
-          <w:szCs w:val="20"/>
-        </w:rPr>
-        <w:tab/>
-        <w:t>}</w:t>
-      </w:r>
-    </w:p>
-    <w:p>
-      <w:pPr>
-        <w:spacing w:after="0"/>
-        <w:rPr>
-          <w:rFonts w:ascii="Courier New" w:hAnsi="Courier New"/>
-          <w:sz w:val="20"/>
-          <w:szCs w:val="20"/>
-        </w:rPr>
-      </w:pPr>
-      <w:r>
-        <w:rPr>
-          <w:rFonts w:ascii="Courier New" w:hAnsi="Courier New"/>
-          <w:sz w:val="20"/>
-          <w:szCs w:val="20"/>
-        </w:rPr>
-        <w:tab/>
-        <w:t>/* The next 2 lines forces compatibility with XMODEM CRC */</w:t>
+        <w:t>;</w:t>
       </w:r>
     </w:p>
     <w:p>
@@ -17958,7 +18677,25 @@
           <w:sz w:val="20"/>
           <w:szCs w:val="20"/>
         </w:rPr>
-        <w:t>, 0 );</w:t>
+        <w:t xml:space="preserve">, </w:t>
+      </w:r>
+      <w:proofErr w:type="gramStart"/>
+      <w:r>
+        <w:rPr>
+          <w:rFonts w:ascii="Courier New" w:hAnsi="Courier New"/>
+          <w:sz w:val="20"/>
+          <w:szCs w:val="20"/>
+        </w:rPr>
+        <w:t>0 )</w:t>
+      </w:r>
+      <w:proofErr w:type="gramEnd"/>
+      <w:r>
+        <w:rPr>
+          <w:rFonts w:ascii="Courier New" w:hAnsi="Courier New"/>
+          <w:sz w:val="20"/>
+          <w:szCs w:val="20"/>
+        </w:rPr>
+        <w:t>;</w:t>
       </w:r>
     </w:p>
     <w:p>
@@ -17977,44 +18714,9 @@
           <w:szCs w:val="20"/>
         </w:rPr>
         <w:tab/>
-      </w:r>
-      <w:proofErr w:type="spellStart"/>
-      <w:r>
-        <w:rPr>
-          <w:rFonts w:ascii="Courier New" w:hAnsi="Courier New"/>
-          <w:sz w:val="20"/>
-          <w:szCs w:val="20"/>
-        </w:rPr>
-        <w:t>accum</w:t>
-      </w:r>
-      <w:proofErr w:type="spellEnd"/>
-      <w:r>
-        <w:rPr>
-          <w:rFonts w:ascii="Courier New" w:hAnsi="Courier New"/>
-          <w:sz w:val="20"/>
-          <w:szCs w:val="20"/>
-        </w:rPr>
-        <w:t xml:space="preserve"> = </w:t>
-      </w:r>
-      <w:proofErr w:type="spellStart"/>
-      <w:r>
-        <w:rPr>
-          <w:rFonts w:ascii="Courier New" w:hAnsi="Courier New"/>
-          <w:sz w:val="20"/>
-          <w:szCs w:val="20"/>
-        </w:rPr>
-        <w:t>accum_</w:t>
+        <w:t xml:space="preserve">return (unsigned short) </w:t>
       </w:r>
       <w:proofErr w:type="gramStart"/>
-      <w:r>
-        <w:rPr>
-          <w:rFonts w:ascii="Courier New" w:hAnsi="Courier New"/>
-          <w:sz w:val="20"/>
-          <w:szCs w:val="20"/>
-        </w:rPr>
-        <w:t>crc</w:t>
-      </w:r>
-      <w:proofErr w:type="spellEnd"/>
       <w:r>
         <w:rPr>
           <w:rFonts w:ascii="Courier New" w:hAnsi="Courier New"/>
@@ -18040,7 +18742,25 @@
           <w:sz w:val="20"/>
           <w:szCs w:val="20"/>
         </w:rPr>
-        <w:t>, 0 );</w:t>
+        <w:t xml:space="preserve"> &gt;&gt; </w:t>
+      </w:r>
+      <w:proofErr w:type="gramStart"/>
+      <w:r>
+        <w:rPr>
+          <w:rFonts w:ascii="Courier New" w:hAnsi="Courier New"/>
+          <w:sz w:val="20"/>
+          <w:szCs w:val="20"/>
+        </w:rPr>
+        <w:t>8 )</w:t>
+      </w:r>
+      <w:proofErr w:type="gramEnd"/>
+      <w:r>
+        <w:rPr>
+          <w:rFonts w:ascii="Courier New" w:hAnsi="Courier New"/>
+          <w:sz w:val="20"/>
+          <w:szCs w:val="20"/>
+        </w:rPr>
+        <w:t>;</w:t>
       </w:r>
     </w:p>
     <w:p>
@@ -18058,8 +18778,54 @@
           <w:sz w:val="20"/>
           <w:szCs w:val="20"/>
         </w:rPr>
-        <w:tab/>
-        <w:t xml:space="preserve">return (unsigned short) </w:t>
+        <w:t>}</w:t>
+      </w:r>
+    </w:p>
+    <w:p>
+      <w:pPr>
+        <w:spacing w:after="0"/>
+        <w:rPr>
+          <w:rFonts w:ascii="Courier New" w:hAnsi="Courier New"/>
+          <w:sz w:val="20"/>
+          <w:szCs w:val="20"/>
+        </w:rPr>
+      </w:pPr>
+    </w:p>
+    <w:p>
+      <w:pPr>
+        <w:spacing w:after="0"/>
+        <w:rPr>
+          <w:rFonts w:ascii="Courier New" w:hAnsi="Courier New"/>
+          <w:sz w:val="20"/>
+          <w:szCs w:val="20"/>
+        </w:rPr>
+      </w:pPr>
+    </w:p>
+    <w:p>
+      <w:pPr>
+        <w:spacing w:after="0"/>
+        <w:rPr>
+          <w:rFonts w:ascii="Courier New" w:hAnsi="Courier New"/>
+          <w:sz w:val="20"/>
+          <w:szCs w:val="20"/>
+        </w:rPr>
+      </w:pPr>
+      <w:r>
+        <w:rPr>
+          <w:rFonts w:ascii="Courier New" w:hAnsi="Courier New"/>
+          <w:sz w:val="20"/>
+          <w:szCs w:val="20"/>
+        </w:rPr>
+        <w:t xml:space="preserve">unsigned int </w:t>
+      </w:r>
+      <w:proofErr w:type="spellStart"/>
+      <w:r>
+        <w:rPr>
+          <w:rFonts w:ascii="Courier New" w:hAnsi="Courier New"/>
+          <w:sz w:val="20"/>
+          <w:szCs w:val="20"/>
+        </w:rPr>
+        <w:t>accum_</w:t>
       </w:r>
       <w:proofErr w:type="gramStart"/>
       <w:r>
@@ -18068,7 +18834,25 @@
           <w:sz w:val="20"/>
           <w:szCs w:val="20"/>
         </w:rPr>
-        <w:t xml:space="preserve">( </w:t>
+        <w:t>crc</w:t>
+      </w:r>
+      <w:proofErr w:type="spellEnd"/>
+      <w:r>
+        <w:rPr>
+          <w:rFonts w:ascii="Courier New" w:hAnsi="Courier New"/>
+          <w:sz w:val="20"/>
+          <w:szCs w:val="20"/>
+        </w:rPr>
+        <w:t>(</w:t>
+      </w:r>
+      <w:proofErr w:type="gramEnd"/>
+      <w:r>
+        <w:rPr>
+          <w:rFonts w:ascii="Courier New" w:hAnsi="Courier New"/>
+          <w:sz w:val="20"/>
+          <w:szCs w:val="20"/>
+        </w:rPr>
+        <w:t xml:space="preserve">unsigned int </w:t>
       </w:r>
       <w:proofErr w:type="spellStart"/>
       <w:r>
@@ -18077,7 +18861,228 @@
           <w:sz w:val="20"/>
           <w:szCs w:val="20"/>
         </w:rPr>
-        <w:t>accum</w:t>
+        <w:t>acmul</w:t>
+      </w:r>
+      <w:proofErr w:type="spellEnd"/>
+      <w:r>
+        <w:rPr>
+          <w:rFonts w:ascii="Courier New" w:hAnsi="Courier New"/>
+          <w:sz w:val="20"/>
+          <w:szCs w:val="20"/>
+        </w:rPr>
+        <w:t xml:space="preserve">, char </w:t>
+      </w:r>
+      <w:proofErr w:type="spellStart"/>
+      <w:r>
+        <w:rPr>
+          <w:rFonts w:ascii="Courier New" w:hAnsi="Courier New"/>
+          <w:sz w:val="20"/>
+          <w:szCs w:val="20"/>
+        </w:rPr>
+        <w:t>ch</w:t>
+      </w:r>
+      <w:proofErr w:type="spellEnd"/>
+      <w:r>
+        <w:rPr>
+          <w:rFonts w:ascii="Courier New" w:hAnsi="Courier New"/>
+          <w:sz w:val="20"/>
+          <w:szCs w:val="20"/>
+        </w:rPr>
+        <w:t>)</w:t>
+      </w:r>
+    </w:p>
+    <w:p>
+      <w:pPr>
+        <w:spacing w:after="0"/>
+        <w:rPr>
+          <w:rFonts w:ascii="Courier New" w:hAnsi="Courier New"/>
+          <w:sz w:val="20"/>
+          <w:szCs w:val="20"/>
+        </w:rPr>
+      </w:pPr>
+      <w:r>
+        <w:rPr>
+          <w:rFonts w:ascii="Courier New" w:hAnsi="Courier New"/>
+          <w:sz w:val="20"/>
+          <w:szCs w:val="20"/>
+        </w:rPr>
+        <w:tab/>
+        <w:t>/* CRC accumulator */</w:t>
+      </w:r>
+    </w:p>
+    <w:p>
+      <w:pPr>
+        <w:spacing w:after="0"/>
+        <w:rPr>
+          <w:rFonts w:ascii="Courier New" w:hAnsi="Courier New"/>
+          <w:sz w:val="20"/>
+          <w:szCs w:val="20"/>
+        </w:rPr>
+      </w:pPr>
+      <w:r>
+        <w:rPr>
+          <w:rFonts w:ascii="Courier New" w:hAnsi="Courier New"/>
+          <w:sz w:val="20"/>
+          <w:szCs w:val="20"/>
+        </w:rPr>
+        <w:t>{</w:t>
+      </w:r>
+    </w:p>
+    <w:p>
+      <w:pPr>
+        <w:spacing w:after="0"/>
+        <w:rPr>
+          <w:rFonts w:ascii="Courier New" w:hAnsi="Courier New"/>
+          <w:sz w:val="20"/>
+          <w:szCs w:val="20"/>
+        </w:rPr>
+      </w:pPr>
+      <w:r>
+        <w:rPr>
+          <w:rFonts w:ascii="Courier New" w:hAnsi="Courier New"/>
+          <w:sz w:val="20"/>
+          <w:szCs w:val="20"/>
+        </w:rPr>
+        <w:tab/>
+        <w:t xml:space="preserve">short </w:t>
+      </w:r>
+      <w:proofErr w:type="spellStart"/>
+      <w:proofErr w:type="gramStart"/>
+      <w:r>
+        <w:rPr>
+          <w:rFonts w:ascii="Courier New" w:hAnsi="Courier New"/>
+          <w:sz w:val="20"/>
+          <w:szCs w:val="20"/>
+        </w:rPr>
+        <w:t>i</w:t>
+      </w:r>
+      <w:proofErr w:type="spellEnd"/>
+      <w:r>
+        <w:rPr>
+          <w:rFonts w:ascii="Courier New" w:hAnsi="Courier New"/>
+          <w:sz w:val="20"/>
+          <w:szCs w:val="20"/>
+        </w:rPr>
+        <w:t>;</w:t>
+      </w:r>
+      <w:proofErr w:type="gramEnd"/>
+    </w:p>
+    <w:p>
+      <w:pPr>
+        <w:spacing w:after="0"/>
+        <w:rPr>
+          <w:rFonts w:ascii="Courier New" w:hAnsi="Courier New"/>
+          <w:sz w:val="20"/>
+          <w:szCs w:val="20"/>
+        </w:rPr>
+      </w:pPr>
+      <w:r>
+        <w:rPr>
+          <w:rFonts w:ascii="Courier New" w:hAnsi="Courier New"/>
+          <w:sz w:val="20"/>
+          <w:szCs w:val="20"/>
+        </w:rPr>
+        <w:tab/>
+      </w:r>
+    </w:p>
+    <w:p>
+      <w:pPr>
+        <w:spacing w:after="0"/>
+        <w:rPr>
+          <w:rFonts w:ascii="Courier New" w:hAnsi="Courier New"/>
+          <w:sz w:val="20"/>
+          <w:szCs w:val="20"/>
+        </w:rPr>
+      </w:pPr>
+      <w:r>
+        <w:rPr>
+          <w:rFonts w:ascii="Courier New" w:hAnsi="Courier New"/>
+          <w:sz w:val="20"/>
+          <w:szCs w:val="20"/>
+        </w:rPr>
+        <w:tab/>
+      </w:r>
+      <w:proofErr w:type="spellStart"/>
+      <w:r>
+        <w:rPr>
+          <w:rFonts w:ascii="Courier New" w:hAnsi="Courier New"/>
+          <w:sz w:val="20"/>
+          <w:szCs w:val="20"/>
+        </w:rPr>
+        <w:t>acmul</w:t>
+      </w:r>
+      <w:proofErr w:type="spellEnd"/>
+      <w:r>
+        <w:rPr>
+          <w:rFonts w:ascii="Courier New" w:hAnsi="Courier New"/>
+          <w:sz w:val="20"/>
+          <w:szCs w:val="20"/>
+        </w:rPr>
+        <w:t xml:space="preserve"> |= </w:t>
+      </w:r>
+      <w:proofErr w:type="spellStart"/>
+      <w:r>
+        <w:rPr>
+          <w:rFonts w:ascii="Courier New" w:hAnsi="Courier New"/>
+          <w:sz w:val="20"/>
+          <w:szCs w:val="20"/>
+        </w:rPr>
+        <w:t>ch</w:t>
+      </w:r>
+      <w:proofErr w:type="spellEnd"/>
+      <w:r>
+        <w:rPr>
+          <w:rFonts w:ascii="Courier New" w:hAnsi="Courier New"/>
+          <w:sz w:val="20"/>
+          <w:szCs w:val="20"/>
+        </w:rPr>
+        <w:t xml:space="preserve"> &amp; </w:t>
+      </w:r>
+      <w:proofErr w:type="gramStart"/>
+      <w:r>
+        <w:rPr>
+          <w:rFonts w:ascii="Courier New" w:hAnsi="Courier New"/>
+          <w:sz w:val="20"/>
+          <w:szCs w:val="20"/>
+        </w:rPr>
+        <w:t>0xFF;</w:t>
+      </w:r>
+      <w:proofErr w:type="gramEnd"/>
+    </w:p>
+    <w:p>
+      <w:pPr>
+        <w:spacing w:after="0"/>
+        <w:rPr>
+          <w:rFonts w:ascii="Courier New" w:hAnsi="Courier New"/>
+          <w:sz w:val="20"/>
+          <w:szCs w:val="20"/>
+        </w:rPr>
+      </w:pPr>
+      <w:r>
+        <w:rPr>
+          <w:rFonts w:ascii="Courier New" w:hAnsi="Courier New"/>
+          <w:sz w:val="20"/>
+          <w:szCs w:val="20"/>
+        </w:rPr>
+        <w:tab/>
+      </w:r>
+      <w:proofErr w:type="gramStart"/>
+      <w:r>
+        <w:rPr>
+          <w:rFonts w:ascii="Courier New" w:hAnsi="Courier New"/>
+          <w:sz w:val="20"/>
+          <w:szCs w:val="20"/>
+        </w:rPr>
+        <w:t xml:space="preserve">for( </w:t>
+      </w:r>
+      <w:proofErr w:type="spellStart"/>
+      <w:r>
+        <w:rPr>
+          <w:rFonts w:ascii="Courier New" w:hAnsi="Courier New"/>
+          <w:sz w:val="20"/>
+          <w:szCs w:val="20"/>
+        </w:rPr>
+        <w:t>i</w:t>
       </w:r>
       <w:proofErr w:type="spellEnd"/>
       <w:proofErr w:type="gramEnd"/>
@@ -18087,8 +19092,54 @@
           <w:sz w:val="20"/>
           <w:szCs w:val="20"/>
         </w:rPr>
-        <w:t xml:space="preserve"> &gt;&gt; 8 );</w:t>
-      </w:r>
+        <w:t xml:space="preserve">=0; </w:t>
+      </w:r>
+      <w:proofErr w:type="spellStart"/>
+      <w:r>
+        <w:rPr>
+          <w:rFonts w:ascii="Courier New" w:hAnsi="Courier New"/>
+          <w:sz w:val="20"/>
+          <w:szCs w:val="20"/>
+        </w:rPr>
+        <w:t>i</w:t>
+      </w:r>
+      <w:proofErr w:type="spellEnd"/>
+      <w:r>
+        <w:rPr>
+          <w:rFonts w:ascii="Courier New" w:hAnsi="Courier New"/>
+          <w:sz w:val="20"/>
+          <w:szCs w:val="20"/>
+        </w:rPr>
+        <w:t xml:space="preserve">&lt;8; </w:t>
+      </w:r>
+      <w:proofErr w:type="spellStart"/>
+      <w:r>
+        <w:rPr>
+          <w:rFonts w:ascii="Courier New" w:hAnsi="Courier New"/>
+          <w:sz w:val="20"/>
+          <w:szCs w:val="20"/>
+        </w:rPr>
+        <w:t>i</w:t>
+      </w:r>
+      <w:proofErr w:type="spellEnd"/>
+      <w:r>
+        <w:rPr>
+          <w:rFonts w:ascii="Courier New" w:hAnsi="Courier New"/>
+          <w:sz w:val="20"/>
+          <w:szCs w:val="20"/>
+        </w:rPr>
+        <w:t>+</w:t>
+      </w:r>
+      <w:proofErr w:type="gramStart"/>
+      <w:r>
+        <w:rPr>
+          <w:rFonts w:ascii="Courier New" w:hAnsi="Courier New"/>
+          <w:sz w:val="20"/>
+          <w:szCs w:val="20"/>
+        </w:rPr>
+        <w:t>+ )</w:t>
+      </w:r>
+      <w:proofErr w:type="gramEnd"/>
     </w:p>
     <w:p>
       <w:pPr>
@@ -18105,7 +19156,8 @@
           <w:sz w:val="20"/>
           <w:szCs w:val="20"/>
         </w:rPr>
-        <w:t>}</w:t>
+        <w:tab/>
+        <w:t>{</w:t>
       </w:r>
     </w:p>
     <w:p>
@@ -18117,6 +19169,50 @@
           <w:szCs w:val="20"/>
         </w:rPr>
       </w:pPr>
+      <w:r>
+        <w:rPr>
+          <w:rFonts w:ascii="Courier New" w:hAnsi="Courier New"/>
+          <w:sz w:val="20"/>
+          <w:szCs w:val="20"/>
+        </w:rPr>
+        <w:tab/>
+      </w:r>
+      <w:r>
+        <w:rPr>
+          <w:rFonts w:ascii="Courier New" w:hAnsi="Courier New"/>
+          <w:sz w:val="20"/>
+          <w:szCs w:val="20"/>
+        </w:rPr>
+        <w:tab/>
+      </w:r>
+      <w:proofErr w:type="spellStart"/>
+      <w:r>
+        <w:rPr>
+          <w:rFonts w:ascii="Courier New" w:hAnsi="Courier New"/>
+          <w:sz w:val="20"/>
+          <w:szCs w:val="20"/>
+        </w:rPr>
+        <w:t>acmul</w:t>
+      </w:r>
+      <w:proofErr w:type="spellEnd"/>
+      <w:r>
+        <w:rPr>
+          <w:rFonts w:ascii="Courier New" w:hAnsi="Courier New"/>
+          <w:sz w:val="20"/>
+          <w:szCs w:val="20"/>
+        </w:rPr>
+        <w:t xml:space="preserve"> &lt;&lt;= </w:t>
+      </w:r>
+      <w:proofErr w:type="gramStart"/>
+      <w:r>
+        <w:rPr>
+          <w:rFonts w:ascii="Courier New" w:hAnsi="Courier New"/>
+          <w:sz w:val="20"/>
+          <w:szCs w:val="20"/>
+        </w:rPr>
+        <w:t>1;</w:t>
+      </w:r>
+      <w:proofErr w:type="gramEnd"/>
     </w:p>
     <w:p>
       <w:pPr>
@@ -18127,23 +19223,30 @@
           <w:szCs w:val="20"/>
         </w:rPr>
       </w:pPr>
-    </w:p>
-    <w:p>
-      <w:pPr>
-        <w:spacing w:after="0"/>
+      <w:r>
         <w:rPr>
           <w:rFonts w:ascii="Courier New" w:hAnsi="Courier New"/>
           <w:sz w:val="20"/>
           <w:szCs w:val="20"/>
         </w:rPr>
-      </w:pPr>
+        <w:tab/>
+      </w:r>
       <w:r>
         <w:rPr>
           <w:rFonts w:ascii="Courier New" w:hAnsi="Courier New"/>
           <w:sz w:val="20"/>
           <w:szCs w:val="20"/>
         </w:rPr>
-        <w:t xml:space="preserve">unsigned int </w:t>
+        <w:tab/>
+      </w:r>
+      <w:proofErr w:type="gramStart"/>
+      <w:r>
+        <w:rPr>
+          <w:rFonts w:ascii="Courier New" w:hAnsi="Courier New"/>
+          <w:sz w:val="20"/>
+          <w:szCs w:val="20"/>
+        </w:rPr>
+        <w:t xml:space="preserve">if( </w:t>
       </w:r>
       <w:proofErr w:type="spellStart"/>
       <w:r>
@@ -18152,264 +19255,7 @@
           <w:sz w:val="20"/>
           <w:szCs w:val="20"/>
         </w:rPr>
-        <w:t>accum_</w:t>
-      </w:r>
-      <w:proofErr w:type="gramStart"/>
-      <w:r>
-        <w:rPr>
-          <w:rFonts w:ascii="Courier New" w:hAnsi="Courier New"/>
-          <w:sz w:val="20"/>
-          <w:szCs w:val="20"/>
-        </w:rPr>
-        <w:t>crc</w:t>
-      </w:r>
-      <w:proofErr w:type="spellEnd"/>
-      <w:r>
-        <w:rPr>
-          <w:rFonts w:ascii="Courier New" w:hAnsi="Courier New"/>
-          <w:sz w:val="20"/>
-          <w:szCs w:val="20"/>
-        </w:rPr>
-        <w:t>(</w:t>
-      </w:r>
-      <w:proofErr w:type="gramEnd"/>
-      <w:r>
-        <w:rPr>
-          <w:rFonts w:ascii="Courier New" w:hAnsi="Courier New"/>
-          <w:sz w:val="20"/>
-          <w:szCs w:val="20"/>
-        </w:rPr>
-        <w:t xml:space="preserve">unsigned int </w:t>
-      </w:r>
-      <w:proofErr w:type="spellStart"/>
-      <w:r>
-        <w:rPr>
-          <w:rFonts w:ascii="Courier New" w:hAnsi="Courier New"/>
-          <w:sz w:val="20"/>
-          <w:szCs w:val="20"/>
-        </w:rPr>
         <w:t>acmul</w:t>
-      </w:r>
-      <w:proofErr w:type="spellEnd"/>
-      <w:r>
-        <w:rPr>
-          <w:rFonts w:ascii="Courier New" w:hAnsi="Courier New"/>
-          <w:sz w:val="20"/>
-          <w:szCs w:val="20"/>
-        </w:rPr>
-        <w:t xml:space="preserve">, char </w:t>
-      </w:r>
-      <w:proofErr w:type="spellStart"/>
-      <w:r>
-        <w:rPr>
-          <w:rFonts w:ascii="Courier New" w:hAnsi="Courier New"/>
-          <w:sz w:val="20"/>
-          <w:szCs w:val="20"/>
-        </w:rPr>
-        <w:t>ch</w:t>
-      </w:r>
-      <w:proofErr w:type="spellEnd"/>
-      <w:r>
-        <w:rPr>
-          <w:rFonts w:ascii="Courier New" w:hAnsi="Courier New"/>
-          <w:sz w:val="20"/>
-          <w:szCs w:val="20"/>
-        </w:rPr>
-        <w:t>)</w:t>
-      </w:r>
-    </w:p>
-    <w:p>
-      <w:pPr>
-        <w:spacing w:after="0"/>
-        <w:rPr>
-          <w:rFonts w:ascii="Courier New" w:hAnsi="Courier New"/>
-          <w:sz w:val="20"/>
-          <w:szCs w:val="20"/>
-        </w:rPr>
-      </w:pPr>
-      <w:r>
-        <w:rPr>
-          <w:rFonts w:ascii="Courier New" w:hAnsi="Courier New"/>
-          <w:sz w:val="20"/>
-          <w:szCs w:val="20"/>
-        </w:rPr>
-        <w:tab/>
-        <w:t>/* CRC accumulator */</w:t>
-      </w:r>
-    </w:p>
-    <w:p>
-      <w:pPr>
-        <w:spacing w:after="0"/>
-        <w:rPr>
-          <w:rFonts w:ascii="Courier New" w:hAnsi="Courier New"/>
-          <w:sz w:val="20"/>
-          <w:szCs w:val="20"/>
-        </w:rPr>
-      </w:pPr>
-      <w:r>
-        <w:rPr>
-          <w:rFonts w:ascii="Courier New" w:hAnsi="Courier New"/>
-          <w:sz w:val="20"/>
-          <w:szCs w:val="20"/>
-        </w:rPr>
-        <w:t>{</w:t>
-      </w:r>
-    </w:p>
-    <w:p>
-      <w:pPr>
-        <w:spacing w:after="0"/>
-        <w:rPr>
-          <w:rFonts w:ascii="Courier New" w:hAnsi="Courier New"/>
-          <w:sz w:val="20"/>
-          <w:szCs w:val="20"/>
-        </w:rPr>
-      </w:pPr>
-      <w:r>
-        <w:rPr>
-          <w:rFonts w:ascii="Courier New" w:hAnsi="Courier New"/>
-          <w:sz w:val="20"/>
-          <w:szCs w:val="20"/>
-        </w:rPr>
-        <w:tab/>
-        <w:t xml:space="preserve">short </w:t>
-      </w:r>
-      <w:proofErr w:type="spellStart"/>
-      <w:proofErr w:type="gramStart"/>
-      <w:r>
-        <w:rPr>
-          <w:rFonts w:ascii="Courier New" w:hAnsi="Courier New"/>
-          <w:sz w:val="20"/>
-          <w:szCs w:val="20"/>
-        </w:rPr>
-        <w:t>i</w:t>
-      </w:r>
-      <w:proofErr w:type="spellEnd"/>
-      <w:r>
-        <w:rPr>
-          <w:rFonts w:ascii="Courier New" w:hAnsi="Courier New"/>
-          <w:sz w:val="20"/>
-          <w:szCs w:val="20"/>
-        </w:rPr>
-        <w:t>;</w:t>
-      </w:r>
-      <w:proofErr w:type="gramEnd"/>
-    </w:p>
-    <w:p>
-      <w:pPr>
-        <w:spacing w:after="0"/>
-        <w:rPr>
-          <w:rFonts w:ascii="Courier New" w:hAnsi="Courier New"/>
-          <w:sz w:val="20"/>
-          <w:szCs w:val="20"/>
-        </w:rPr>
-      </w:pPr>
-      <w:r>
-        <w:rPr>
-          <w:rFonts w:ascii="Courier New" w:hAnsi="Courier New"/>
-          <w:sz w:val="20"/>
-          <w:szCs w:val="20"/>
-        </w:rPr>
-        <w:tab/>
-      </w:r>
-    </w:p>
-    <w:p>
-      <w:pPr>
-        <w:spacing w:after="0"/>
-        <w:rPr>
-          <w:rFonts w:ascii="Courier New" w:hAnsi="Courier New"/>
-          <w:sz w:val="20"/>
-          <w:szCs w:val="20"/>
-        </w:rPr>
-      </w:pPr>
-      <w:r>
-        <w:rPr>
-          <w:rFonts w:ascii="Courier New" w:hAnsi="Courier New"/>
-          <w:sz w:val="20"/>
-          <w:szCs w:val="20"/>
-        </w:rPr>
-        <w:tab/>
-      </w:r>
-      <w:proofErr w:type="spellStart"/>
-      <w:r>
-        <w:rPr>
-          <w:rFonts w:ascii="Courier New" w:hAnsi="Courier New"/>
-          <w:sz w:val="20"/>
-          <w:szCs w:val="20"/>
-        </w:rPr>
-        <w:t>acmul</w:t>
-      </w:r>
-      <w:proofErr w:type="spellEnd"/>
-      <w:r>
-        <w:rPr>
-          <w:rFonts w:ascii="Courier New" w:hAnsi="Courier New"/>
-          <w:sz w:val="20"/>
-          <w:szCs w:val="20"/>
-        </w:rPr>
-        <w:t xml:space="preserve"> |= </w:t>
-      </w:r>
-      <w:proofErr w:type="spellStart"/>
-      <w:r>
-        <w:rPr>
-          <w:rFonts w:ascii="Courier New" w:hAnsi="Courier New"/>
-          <w:sz w:val="20"/>
-          <w:szCs w:val="20"/>
-        </w:rPr>
-        <w:t>ch</w:t>
-      </w:r>
-      <w:proofErr w:type="spellEnd"/>
-      <w:r>
-        <w:rPr>
-          <w:rFonts w:ascii="Courier New" w:hAnsi="Courier New"/>
-          <w:sz w:val="20"/>
-          <w:szCs w:val="20"/>
-        </w:rPr>
-        <w:t xml:space="preserve"> &amp; </w:t>
-      </w:r>
-      <w:proofErr w:type="gramStart"/>
-      <w:r>
-        <w:rPr>
-          <w:rFonts w:ascii="Courier New" w:hAnsi="Courier New"/>
-          <w:sz w:val="20"/>
-          <w:szCs w:val="20"/>
-        </w:rPr>
-        <w:t>0xFF;</w:t>
-      </w:r>
-      <w:proofErr w:type="gramEnd"/>
-    </w:p>
-    <w:p>
-      <w:pPr>
-        <w:spacing w:after="0"/>
-        <w:rPr>
-          <w:rFonts w:ascii="Courier New" w:hAnsi="Courier New"/>
-          <w:sz w:val="20"/>
-          <w:szCs w:val="20"/>
-        </w:rPr>
-      </w:pPr>
-      <w:r>
-        <w:rPr>
-          <w:rFonts w:ascii="Courier New" w:hAnsi="Courier New"/>
-          <w:sz w:val="20"/>
-          <w:szCs w:val="20"/>
-        </w:rPr>
-        <w:tab/>
-      </w:r>
-      <w:proofErr w:type="gramStart"/>
-      <w:r>
-        <w:rPr>
-          <w:rFonts w:ascii="Courier New" w:hAnsi="Courier New"/>
-          <w:sz w:val="20"/>
-          <w:szCs w:val="20"/>
-        </w:rPr>
-        <w:t xml:space="preserve">for( </w:t>
-      </w:r>
-      <w:proofErr w:type="spellStart"/>
-      <w:r>
-        <w:rPr>
-          <w:rFonts w:ascii="Courier New" w:hAnsi="Courier New"/>
-          <w:sz w:val="20"/>
-          <w:szCs w:val="20"/>
-        </w:rPr>
-        <w:t>i</w:t>
       </w:r>
       <w:proofErr w:type="spellEnd"/>
       <w:proofErr w:type="gramEnd"/>
@@ -18419,7 +19265,25 @@
           <w:sz w:val="20"/>
           <w:szCs w:val="20"/>
         </w:rPr>
-        <w:t xml:space="preserve">=0; </w:t>
+        <w:t xml:space="preserve"> &amp; 0x1000000</w:t>
+      </w:r>
+      <w:proofErr w:type="gramStart"/>
+      <w:r>
+        <w:rPr>
+          <w:rFonts w:ascii="Courier New" w:hAnsi="Courier New"/>
+          <w:sz w:val="20"/>
+          <w:szCs w:val="20"/>
+        </w:rPr>
+        <w:t>L )</w:t>
+      </w:r>
+      <w:proofErr w:type="gramEnd"/>
+      <w:r>
+        <w:rPr>
+          <w:rFonts w:ascii="Courier New" w:hAnsi="Courier New"/>
+          <w:sz w:val="20"/>
+          <w:szCs w:val="20"/>
+        </w:rPr>
+        <w:t xml:space="preserve">  </w:t>
       </w:r>
       <w:proofErr w:type="spellStart"/>
       <w:r>
@@ -18428,7 +19292,7 @@
           <w:sz w:val="20"/>
           <w:szCs w:val="20"/>
         </w:rPr>
-        <w:t>i</w:t>
+        <w:t>acmul</w:t>
       </w:r>
       <w:proofErr w:type="spellEnd"/>
       <w:r>
@@ -18437,171 +19301,18 @@
           <w:sz w:val="20"/>
           <w:szCs w:val="20"/>
         </w:rPr>
-        <w:t xml:space="preserve">&lt;8; </w:t>
-      </w:r>
-      <w:proofErr w:type="spellStart"/>
+        <w:t xml:space="preserve"> ^= </w:t>
+      </w:r>
+      <w:proofErr w:type="gramStart"/>
       <w:r>
         <w:rPr>
           <w:rFonts w:ascii="Courier New" w:hAnsi="Courier New"/>
           <w:sz w:val="20"/>
           <w:szCs w:val="20"/>
         </w:rPr>
-        <w:t>i</w:t>
-      </w:r>
-      <w:proofErr w:type="spellEnd"/>
-      <w:r>
-        <w:rPr>
-          <w:rFonts w:ascii="Courier New" w:hAnsi="Courier New"/>
-          <w:sz w:val="20"/>
-          <w:szCs w:val="20"/>
-        </w:rPr>
-        <w:t>++ )</w:t>
-      </w:r>
-    </w:p>
-    <w:p>
-      <w:pPr>
-        <w:spacing w:after="0"/>
-        <w:rPr>
-          <w:rFonts w:ascii="Courier New" w:hAnsi="Courier New"/>
-          <w:sz w:val="20"/>
-          <w:szCs w:val="20"/>
-        </w:rPr>
-      </w:pPr>
-      <w:r>
-        <w:rPr>
-          <w:rFonts w:ascii="Courier New" w:hAnsi="Courier New"/>
-          <w:sz w:val="20"/>
-          <w:szCs w:val="20"/>
-        </w:rPr>
-        <w:tab/>
-        <w:t>{</w:t>
-      </w:r>
-    </w:p>
-    <w:p>
-      <w:pPr>
-        <w:spacing w:after="0"/>
-        <w:rPr>
-          <w:rFonts w:ascii="Courier New" w:hAnsi="Courier New"/>
-          <w:sz w:val="20"/>
-          <w:szCs w:val="20"/>
-        </w:rPr>
-      </w:pPr>
-      <w:r>
-        <w:rPr>
-          <w:rFonts w:ascii="Courier New" w:hAnsi="Courier New"/>
-          <w:sz w:val="20"/>
-          <w:szCs w:val="20"/>
-        </w:rPr>
-        <w:tab/>
-      </w:r>
-      <w:r>
-        <w:rPr>
-          <w:rFonts w:ascii="Courier New" w:hAnsi="Courier New"/>
-          <w:sz w:val="20"/>
-          <w:szCs w:val="20"/>
-        </w:rPr>
-        <w:tab/>
-      </w:r>
-      <w:proofErr w:type="spellStart"/>
-      <w:r>
-        <w:rPr>
-          <w:rFonts w:ascii="Courier New" w:hAnsi="Courier New"/>
-          <w:sz w:val="20"/>
-          <w:szCs w:val="20"/>
-        </w:rPr>
-        <w:t>acmul</w:t>
-      </w:r>
-      <w:proofErr w:type="spellEnd"/>
-      <w:r>
-        <w:rPr>
-          <w:rFonts w:ascii="Courier New" w:hAnsi="Courier New"/>
-          <w:sz w:val="20"/>
-          <w:szCs w:val="20"/>
-        </w:rPr>
-        <w:t xml:space="preserve"> &lt;&lt;= </w:t>
-      </w:r>
-      <w:proofErr w:type="gramStart"/>
-      <w:r>
-        <w:rPr>
-          <w:rFonts w:ascii="Courier New" w:hAnsi="Courier New"/>
-          <w:sz w:val="20"/>
-          <w:szCs w:val="20"/>
-        </w:rPr>
-        <w:t>1;</w:t>
+        <w:t>0x102100L;</w:t>
       </w:r>
       <w:proofErr w:type="gramEnd"/>
-    </w:p>
-    <w:p>
-      <w:pPr>
-        <w:spacing w:after="0"/>
-        <w:rPr>
-          <w:rFonts w:ascii="Courier New" w:hAnsi="Courier New"/>
-          <w:sz w:val="20"/>
-          <w:szCs w:val="20"/>
-        </w:rPr>
-      </w:pPr>
-      <w:r>
-        <w:rPr>
-          <w:rFonts w:ascii="Courier New" w:hAnsi="Courier New"/>
-          <w:sz w:val="20"/>
-          <w:szCs w:val="20"/>
-        </w:rPr>
-        <w:tab/>
-      </w:r>
-      <w:r>
-        <w:rPr>
-          <w:rFonts w:ascii="Courier New" w:hAnsi="Courier New"/>
-          <w:sz w:val="20"/>
-          <w:szCs w:val="20"/>
-        </w:rPr>
-        <w:tab/>
-      </w:r>
-      <w:proofErr w:type="gramStart"/>
-      <w:r>
-        <w:rPr>
-          <w:rFonts w:ascii="Courier New" w:hAnsi="Courier New"/>
-          <w:sz w:val="20"/>
-          <w:szCs w:val="20"/>
-        </w:rPr>
-        <w:t xml:space="preserve">if( </w:t>
-      </w:r>
-      <w:proofErr w:type="spellStart"/>
-      <w:r>
-        <w:rPr>
-          <w:rFonts w:ascii="Courier New" w:hAnsi="Courier New"/>
-          <w:sz w:val="20"/>
-          <w:szCs w:val="20"/>
-        </w:rPr>
-        <w:t>acmul</w:t>
-      </w:r>
-      <w:proofErr w:type="spellEnd"/>
-      <w:proofErr w:type="gramEnd"/>
-      <w:r>
-        <w:rPr>
-          <w:rFonts w:ascii="Courier New" w:hAnsi="Courier New"/>
-          <w:sz w:val="20"/>
-          <w:szCs w:val="20"/>
-        </w:rPr>
-        <w:t xml:space="preserve"> &amp; 0x1000000L )  </w:t>
-      </w:r>
-      <w:proofErr w:type="spellStart"/>
-      <w:r>
-        <w:rPr>
-          <w:rFonts w:ascii="Courier New" w:hAnsi="Courier New"/>
-          <w:sz w:val="20"/>
-          <w:szCs w:val="20"/>
-        </w:rPr>
-        <w:t>acmul</w:t>
-      </w:r>
-      <w:proofErr w:type="spellEnd"/>
-      <w:r>
-        <w:rPr>
-          <w:rFonts w:ascii="Courier New" w:hAnsi="Courier New"/>
-          <w:sz w:val="20"/>
-          <w:szCs w:val="20"/>
-        </w:rPr>
-        <w:t xml:space="preserve"> ^= 0x102100L;</w:t>
-      </w:r>
     </w:p>
     <w:p>
       <w:pPr>
@@ -18702,7 +19413,7 @@
 </file>
 
 <file path=word/endnotes.xml><?xml version="1.0" encoding="utf-8"?>
-<w:endnotes xmlns:wpc="http://schemas.microsoft.com/office/word/2010/wordprocessingCanvas" xmlns:cx="http://schemas.microsoft.com/office/drawing/2014/chartex" xmlns:cx1="http://schemas.microsoft.com/office/drawing/2015/9/8/chartex" xmlns:cx2="http://schemas.microsoft.com/office/drawing/2015/10/21/chartex" xmlns:cx3="http://schemas.microsoft.com/office/drawing/2016/5/9/chartex" xmlns:cx4="http://schemas.microsoft.com/office/drawing/2016/5/10/chartex" xmlns:cx5="http://schemas.microsoft.com/office/drawing/2016/5/11/chartex" xmlns:cx6="http://schemas.microsoft.com/office/drawing/2016/5/12/chartex" xmlns:cx7="http://schemas.microsoft.com/office/drawing/2016/5/13/chartex" xmlns:cx8="http://schemas.microsoft.com/office/drawing/2016/5/14/chartex" xmlns:mc="http://schemas.openxmlformats.org/markup-compatibility/2006" xmlns:aink="http://schemas.microsoft.com/office/drawing/2016/ink" xmlns:am3d="http://schemas.microsoft.com/office/drawing/2017/model3d" xmlns:o="urn:schemas-microsoft-com:office:office" xmlns:oel="http://schemas.microsoft.com/office/2019/extlst" xmlns:r="http://schemas.openxmlformats.org/officeDocument/2006/relationships" xmlns:m="http://schemas.openxmlformats.org/officeDocument/2006/math" xmlns:v="urn:schemas-microsoft-com:vml" xmlns:wp14="http://schemas.microsoft.com/office/word/2010/wordprocessingDrawing" xmlns:wp="http://schemas.openxmlformats.org/drawingml/2006/wordprocessingDrawing" xmlns:w10="urn:schemas-microsoft-com:office:word" xmlns:w="http://schemas.openxmlformats.org/wordprocessingml/2006/main" xmlns:w14="http://schemas.microsoft.com/office/word/2010/wordml" xmlns:w15="http://schemas.microsoft.com/office/word/2012/wordml" xmlns:w16cex="http://schemas.microsoft.com/office/word/2018/wordml/cex" xmlns:w16cid="http://schemas.microsoft.com/office/word/2016/wordml/cid" xmlns:w16="http://schemas.microsoft.com/office/word/2018/wordml" xmlns:w16du="http://schemas.microsoft.com/office/word/2023/wordml/word16du" xmlns:w16sdtdh="http://schemas.microsoft.com/office/word/2020/wordml/sdtdatahash" xmlns:w16se="http://schemas.microsoft.com/office/word/2015/wordml/symex" xmlns:wpg="http://schemas.microsoft.com/office/word/2010/wordprocessingGroup" xmlns:wpi="http://schemas.microsoft.com/office/word/2010/wordprocessingInk" xmlns:wne="http://schemas.microsoft.com/office/word/2006/wordml" xmlns:wps="http://schemas.microsoft.com/office/word/2010/wordprocessingShape" mc:Ignorable="w14 w15 w16se w16cid w16 w16cex w16sdtdh w16du wp14">
+<w:endnotes xmlns:wpc="http://schemas.microsoft.com/office/word/2010/wordprocessingCanvas" xmlns:cx="http://schemas.microsoft.com/office/drawing/2014/chartex" xmlns:cx1="http://schemas.microsoft.com/office/drawing/2015/9/8/chartex" xmlns:cx2="http://schemas.microsoft.com/office/drawing/2015/10/21/chartex" xmlns:cx3="http://schemas.microsoft.com/office/drawing/2016/5/9/chartex" xmlns:cx4="http://schemas.microsoft.com/office/drawing/2016/5/10/chartex" xmlns:cx5="http://schemas.microsoft.com/office/drawing/2016/5/11/chartex" xmlns:cx6="http://schemas.microsoft.com/office/drawing/2016/5/12/chartex" xmlns:cx7="http://schemas.microsoft.com/office/drawing/2016/5/13/chartex" xmlns:cx8="http://schemas.microsoft.com/office/drawing/2016/5/14/chartex" xmlns:mc="http://schemas.openxmlformats.org/markup-compatibility/2006" xmlns:aink="http://schemas.microsoft.com/office/drawing/2016/ink" xmlns:am3d="http://schemas.microsoft.com/office/drawing/2017/model3d" xmlns:o="urn:schemas-microsoft-com:office:office" xmlns:oel="http://schemas.microsoft.com/office/2019/extlst" xmlns:r="http://schemas.openxmlformats.org/officeDocument/2006/relationships" xmlns:m="http://schemas.openxmlformats.org/officeDocument/2006/math" xmlns:v="urn:schemas-microsoft-com:vml" xmlns:wp14="http://schemas.microsoft.com/office/word/2010/wordprocessingDrawing" xmlns:wp="http://schemas.openxmlformats.org/drawingml/2006/wordprocessingDrawing" xmlns:w10="urn:schemas-microsoft-com:office:word" xmlns:w="http://schemas.openxmlformats.org/wordprocessingml/2006/main" xmlns:w14="http://schemas.microsoft.com/office/word/2010/wordml" xmlns:w15="http://schemas.microsoft.com/office/word/2012/wordml" xmlns:w16cex="http://schemas.microsoft.com/office/word/2018/wordml/cex" xmlns:w16cid="http://schemas.microsoft.com/office/word/2016/wordml/cid" xmlns:w16="http://schemas.microsoft.com/office/word/2018/wordml" xmlns:w16du="http://schemas.microsoft.com/office/word/2023/wordml/word16du" xmlns:w16sdtdh="http://schemas.microsoft.com/office/word/2020/wordml/sdtdatahash" xmlns:w16sdtfl="http://schemas.microsoft.com/office/word/2024/wordml/sdtformatlock" xmlns:w16se="http://schemas.microsoft.com/office/word/2015/wordml/symex" xmlns:wpg="http://schemas.microsoft.com/office/word/2010/wordprocessingGroup" xmlns:wpi="http://schemas.microsoft.com/office/word/2010/wordprocessingInk" xmlns:wne="http://schemas.microsoft.com/office/word/2006/wordml" xmlns:wps="http://schemas.microsoft.com/office/word/2010/wordprocessingShape" mc:Ignorable="w14 w15 w16se w16cid w16 w16cex w16sdtdh w16sdtfl w16du wp14">
   <w:endnote w:type="separator" w:id="-1">
     <w:p>
       <w:pPr>
@@ -18727,7 +19438,7 @@
 </file>
 
 <file path=word/footer1.xml><?xml version="1.0" encoding="utf-8"?>
-<w:ftr xmlns:wpc="http://schemas.microsoft.com/office/word/2010/wordprocessingCanvas" xmlns:cx="http://schemas.microsoft.com/office/drawing/2014/chartex" xmlns:cx1="http://schemas.microsoft.com/office/drawing/2015/9/8/chartex" xmlns:cx2="http://schemas.microsoft.com/office/drawing/2015/10/21/chartex" xmlns:cx3="http://schemas.microsoft.com/office/drawing/2016/5/9/chartex" xmlns:cx4="http://schemas.microsoft.com/office/drawing/2016/5/10/chartex" xmlns:cx5="http://schemas.microsoft.com/office/drawing/2016/5/11/chartex" xmlns:cx6="http://schemas.microsoft.com/office/drawing/2016/5/12/chartex" xmlns:cx7="http://schemas.microsoft.com/office/drawing/2016/5/13/chartex" xmlns:cx8="http://schemas.microsoft.com/office/drawing/2016/5/14/chartex" xmlns:mc="http://schemas.openxmlformats.org/markup-compatibility/2006" xmlns:aink="http://schemas.microsoft.com/office/drawing/2016/ink" xmlns:am3d="http://schemas.microsoft.com/office/drawing/2017/model3d" xmlns:o="urn:schemas-microsoft-com:office:office" xmlns:oel="http://schemas.microsoft.com/office/2019/extlst" xmlns:r="http://schemas.openxmlformats.org/officeDocument/2006/relationships" xmlns:m="http://schemas.openxmlformats.org/officeDocument/2006/math" xmlns:v="urn:schemas-microsoft-com:vml" xmlns:wp14="http://schemas.microsoft.com/office/word/2010/wordprocessingDrawing" xmlns:wp="http://schemas.openxmlformats.org/drawingml/2006/wordprocessingDrawing" xmlns:w10="urn:schemas-microsoft-com:office:word" xmlns:w="http://schemas.openxmlformats.org/wordprocessingml/2006/main" xmlns:w14="http://schemas.microsoft.com/office/word/2010/wordml" xmlns:w15="http://schemas.microsoft.com/office/word/2012/wordml" xmlns:w16cex="http://schemas.microsoft.com/office/word/2018/wordml/cex" xmlns:w16cid="http://schemas.microsoft.com/office/word/2016/wordml/cid" xmlns:w16="http://schemas.microsoft.com/office/word/2018/wordml" xmlns:w16du="http://schemas.microsoft.com/office/word/2023/wordml/word16du" xmlns:w16sdtdh="http://schemas.microsoft.com/office/word/2020/wordml/sdtdatahash" xmlns:w16se="http://schemas.microsoft.com/office/word/2015/wordml/symex" xmlns:wpg="http://schemas.microsoft.com/office/word/2010/wordprocessingGroup" xmlns:wpi="http://schemas.microsoft.com/office/word/2010/wordprocessingInk" xmlns:wne="http://schemas.microsoft.com/office/word/2006/wordml" xmlns:wps="http://schemas.microsoft.com/office/word/2010/wordprocessingShape" mc:Ignorable="w14 w15 w16se w16cid w16 w16cex w16sdtdh w16du wp14">
+<w:ftr xmlns:wpc="http://schemas.microsoft.com/office/word/2010/wordprocessingCanvas" xmlns:cx="http://schemas.microsoft.com/office/drawing/2014/chartex" xmlns:cx1="http://schemas.microsoft.com/office/drawing/2015/9/8/chartex" xmlns:cx2="http://schemas.microsoft.com/office/drawing/2015/10/21/chartex" xmlns:cx3="http://schemas.microsoft.com/office/drawing/2016/5/9/chartex" xmlns:cx4="http://schemas.microsoft.com/office/drawing/2016/5/10/chartex" xmlns:cx5="http://schemas.microsoft.com/office/drawing/2016/5/11/chartex" xmlns:cx6="http://schemas.microsoft.com/office/drawing/2016/5/12/chartex" xmlns:cx7="http://schemas.microsoft.com/office/drawing/2016/5/13/chartex" xmlns:cx8="http://schemas.microsoft.com/office/drawing/2016/5/14/chartex" xmlns:mc="http://schemas.openxmlformats.org/markup-compatibility/2006" xmlns:aink="http://schemas.microsoft.com/office/drawing/2016/ink" xmlns:am3d="http://schemas.microsoft.com/office/drawing/2017/model3d" xmlns:o="urn:schemas-microsoft-com:office:office" xmlns:oel="http://schemas.microsoft.com/office/2019/extlst" xmlns:r="http://schemas.openxmlformats.org/officeDocument/2006/relationships" xmlns:m="http://schemas.openxmlformats.org/officeDocument/2006/math" xmlns:v="urn:schemas-microsoft-com:vml" xmlns:wp14="http://schemas.microsoft.com/office/word/2010/wordprocessingDrawing" xmlns:wp="http://schemas.openxmlformats.org/drawingml/2006/wordprocessingDrawing" xmlns:w10="urn:schemas-microsoft-com:office:word" xmlns:w="http://schemas.openxmlformats.org/wordprocessingml/2006/main" xmlns:w14="http://schemas.microsoft.com/office/word/2010/wordml" xmlns:w15="http://schemas.microsoft.com/office/word/2012/wordml" xmlns:w16cex="http://schemas.microsoft.com/office/word/2018/wordml/cex" xmlns:w16cid="http://schemas.microsoft.com/office/word/2016/wordml/cid" xmlns:w16="http://schemas.microsoft.com/office/word/2018/wordml" xmlns:w16du="http://schemas.microsoft.com/office/word/2023/wordml/word16du" xmlns:w16sdtdh="http://schemas.microsoft.com/office/word/2020/wordml/sdtdatahash" xmlns:w16sdtfl="http://schemas.microsoft.com/office/word/2024/wordml/sdtformatlock" xmlns:w16se="http://schemas.microsoft.com/office/word/2015/wordml/symex" xmlns:wpg="http://schemas.microsoft.com/office/word/2010/wordprocessingGroup" xmlns:wpi="http://schemas.microsoft.com/office/word/2010/wordprocessingInk" xmlns:wne="http://schemas.microsoft.com/office/word/2006/wordml" xmlns:wps="http://schemas.microsoft.com/office/word/2010/wordprocessingShape" mc:Ignorable="w14 w15 w16se w16cid w16 w16cex w16sdtdh w16sdtfl w16du wp14">
   <w:p>
     <w:pPr>
       <w:pStyle w:val="Footer"/>
@@ -18893,7 +19604,7 @@
 </file>
 
 <file path=word/footnotes.xml><?xml version="1.0" encoding="utf-8"?>
-<w:footnotes xmlns:wpc="http://schemas.microsoft.com/office/word/2010/wordprocessingCanvas" xmlns:cx="http://schemas.microsoft.com/office/drawing/2014/chartex" xmlns:cx1="http://schemas.microsoft.com/office/drawing/2015/9/8/chartex" xmlns:cx2="http://schemas.microsoft.com/office/drawing/2015/10/21/chartex" xmlns:cx3="http://schemas.microsoft.com/office/drawing/2016/5/9/chartex" xmlns:cx4="http://schemas.microsoft.com/office/drawing/2016/5/10/chartex" xmlns:cx5="http://schemas.microsoft.com/office/drawing/2016/5/11/chartex" xmlns:cx6="http://schemas.microsoft.com/office/drawing/2016/5/12/chartex" xmlns:cx7="http://schemas.microsoft.com/office/drawing/2016/5/13/chartex" xmlns:cx8="http://schemas.microsoft.com/office/drawing/2016/5/14/chartex" xmlns:mc="http://schemas.openxmlformats.org/markup-compatibility/2006" xmlns:aink="http://schemas.microsoft.com/office/drawing/2016/ink" xmlns:am3d="http://schemas.microsoft.com/office/drawing/2017/model3d" xmlns:o="urn:schemas-microsoft-com:office:office" xmlns:oel="http://schemas.microsoft.com/office/2019/extlst" xmlns:r="http://schemas.openxmlformats.org/officeDocument/2006/relationships" xmlns:m="http://schemas.openxmlformats.org/officeDocument/2006/math" xmlns:v="urn:schemas-microsoft-com:vml" xmlns:wp14="http://schemas.microsoft.com/office/word/2010/wordprocessingDrawing" xmlns:wp="http://schemas.openxmlformats.org/drawingml/2006/wordprocessingDrawing" xmlns:w10="urn:schemas-microsoft-com:office:word" xmlns:w="http://schemas.openxmlformats.org/wordprocessingml/2006/main" xmlns:w14="http://schemas.microsoft.com/office/word/2010/wordml" xmlns:w15="http://schemas.microsoft.com/office/word/2012/wordml" xmlns:w16cex="http://schemas.microsoft.com/office/word/2018/wordml/cex" xmlns:w16cid="http://schemas.microsoft.com/office/word/2016/wordml/cid" xmlns:w16="http://schemas.microsoft.com/office/word/2018/wordml" xmlns:w16du="http://schemas.microsoft.com/office/word/2023/wordml/word16du" xmlns:w16sdtdh="http://schemas.microsoft.com/office/word/2020/wordml/sdtdatahash" xmlns:w16se="http://schemas.microsoft.com/office/word/2015/wordml/symex" xmlns:wpg="http://schemas.microsoft.com/office/word/2010/wordprocessingGroup" xmlns:wpi="http://schemas.microsoft.com/office/word/2010/wordprocessingInk" xmlns:wne="http://schemas.microsoft.com/office/word/2006/wordml" xmlns:wps="http://schemas.microsoft.com/office/word/2010/wordprocessingShape" mc:Ignorable="w14 w15 w16se w16cid w16 w16cex w16sdtdh w16du wp14">
+<w:footnotes xmlns:wpc="http://schemas.microsoft.com/office/word/2010/wordprocessingCanvas" xmlns:cx="http://schemas.microsoft.com/office/drawing/2014/chartex" xmlns:cx1="http://schemas.microsoft.com/office/drawing/2015/9/8/chartex" xmlns:cx2="http://schemas.microsoft.com/office/drawing/2015/10/21/chartex" xmlns:cx3="http://schemas.microsoft.com/office/drawing/2016/5/9/chartex" xmlns:cx4="http://schemas.microsoft.com/office/drawing/2016/5/10/chartex" xmlns:cx5="http://schemas.microsoft.com/office/drawing/2016/5/11/chartex" xmlns:cx6="http://schemas.microsoft.com/office/drawing/2016/5/12/chartex" xmlns:cx7="http://schemas.microsoft.com/office/drawing/2016/5/13/chartex" xmlns:cx8="http://schemas.microsoft.com/office/drawing/2016/5/14/chartex" xmlns:mc="http://schemas.openxmlformats.org/markup-compatibility/2006" xmlns:aink="http://schemas.microsoft.com/office/drawing/2016/ink" xmlns:am3d="http://schemas.microsoft.com/office/drawing/2017/model3d" xmlns:o="urn:schemas-microsoft-com:office:office" xmlns:oel="http://schemas.microsoft.com/office/2019/extlst" xmlns:r="http://schemas.openxmlformats.org/officeDocument/2006/relationships" xmlns:m="http://schemas.openxmlformats.org/officeDocument/2006/math" xmlns:v="urn:schemas-microsoft-com:vml" xmlns:wp14="http://schemas.microsoft.com/office/word/2010/wordprocessingDrawing" xmlns:wp="http://schemas.openxmlformats.org/drawingml/2006/wordprocessingDrawing" xmlns:w10="urn:schemas-microsoft-com:office:word" xmlns:w="http://schemas.openxmlformats.org/wordprocessingml/2006/main" xmlns:w14="http://schemas.microsoft.com/office/word/2010/wordml" xmlns:w15="http://schemas.microsoft.com/office/word/2012/wordml" xmlns:w16cex="http://schemas.microsoft.com/office/word/2018/wordml/cex" xmlns:w16cid="http://schemas.microsoft.com/office/word/2016/wordml/cid" xmlns:w16="http://schemas.microsoft.com/office/word/2018/wordml" xmlns:w16du="http://schemas.microsoft.com/office/word/2023/wordml/word16du" xmlns:w16sdtdh="http://schemas.microsoft.com/office/word/2020/wordml/sdtdatahash" xmlns:w16sdtfl="http://schemas.microsoft.com/office/word/2024/wordml/sdtformatlock" xmlns:w16se="http://schemas.microsoft.com/office/word/2015/wordml/symex" xmlns:wpg="http://schemas.microsoft.com/office/word/2010/wordprocessingGroup" xmlns:wpi="http://schemas.microsoft.com/office/word/2010/wordprocessingInk" xmlns:wne="http://schemas.microsoft.com/office/word/2006/wordml" xmlns:wps="http://schemas.microsoft.com/office/word/2010/wordprocessingShape" mc:Ignorable="w14 w15 w16se w16cid w16 w16cex w16sdtdh w16sdtfl w16du wp14">
   <w:footnote w:type="separator" w:id="-1">
     <w:p>
       <w:pPr>
@@ -18918,7 +19629,7 @@
 </file>
 
 <file path=word/numbering.xml><?xml version="1.0" encoding="utf-8"?>
-<w:numbering xmlns:wpc="http://schemas.microsoft.com/office/word/2010/wordprocessingCanvas" xmlns:cx="http://schemas.microsoft.com/office/drawing/2014/chartex" xmlns:cx1="http://schemas.microsoft.com/office/drawing/2015/9/8/chartex" xmlns:cx2="http://schemas.microsoft.com/office/drawing/2015/10/21/chartex" xmlns:cx3="http://schemas.microsoft.com/office/drawing/2016/5/9/chartex" xmlns:cx4="http://schemas.microsoft.com/office/drawing/2016/5/10/chartex" xmlns:cx5="http://schemas.microsoft.com/office/drawing/2016/5/11/chartex" xmlns:cx6="http://schemas.microsoft.com/office/drawing/2016/5/12/chartex" xmlns:cx7="http://schemas.microsoft.com/office/drawing/2016/5/13/chartex" xmlns:cx8="http://schemas.microsoft.com/office/drawing/2016/5/14/chartex" xmlns:mc="http://schemas.openxmlformats.org/markup-compatibility/2006" xmlns:aink="http://schemas.microsoft.com/office/drawing/2016/ink" xmlns:am3d="http://schemas.microsoft.com/office/drawing/2017/model3d" xmlns:o="urn:schemas-microsoft-com:office:office" xmlns:oel="http://schemas.microsoft.com/office/2019/extlst" xmlns:r="http://schemas.openxmlformats.org/officeDocument/2006/relationships" xmlns:m="http://schemas.openxmlformats.org/officeDocument/2006/math" xmlns:v="urn:schemas-microsoft-com:vml" xmlns:wp14="http://schemas.microsoft.com/office/word/2010/wordprocessingDrawing" xmlns:wp="http://schemas.openxmlformats.org/drawingml/2006/wordprocessingDrawing" xmlns:w10="urn:schemas-microsoft-com:office:word" xmlns:w="http://schemas.openxmlformats.org/wordprocessingml/2006/main" xmlns:w14="http://schemas.microsoft.com/office/word/2010/wordml" xmlns:w15="http://schemas.microsoft.com/office/word/2012/wordml" xmlns:w16cex="http://schemas.microsoft.com/office/word/2018/wordml/cex" xmlns:w16cid="http://schemas.microsoft.com/office/word/2016/wordml/cid" xmlns:w16="http://schemas.microsoft.com/office/word/2018/wordml" xmlns:w16du="http://schemas.microsoft.com/office/word/2023/wordml/word16du" xmlns:w16sdtdh="http://schemas.microsoft.com/office/word/2020/wordml/sdtdatahash" xmlns:w16se="http://schemas.microsoft.com/office/word/2015/wordml/symex" xmlns:wpg="http://schemas.microsoft.com/office/word/2010/wordprocessingGroup" xmlns:wpi="http://schemas.microsoft.com/office/word/2010/wordprocessingInk" xmlns:wne="http://schemas.microsoft.com/office/word/2006/wordml" xmlns:wps="http://schemas.microsoft.com/office/word/2010/wordprocessingShape" mc:Ignorable="w14 w15 w16se w16cid w16 w16cex w16sdtdh w16du wp14">
+<w:numbering xmlns:wpc="http://schemas.microsoft.com/office/word/2010/wordprocessingCanvas" xmlns:cx="http://schemas.microsoft.com/office/drawing/2014/chartex" xmlns:cx1="http://schemas.microsoft.com/office/drawing/2015/9/8/chartex" xmlns:cx2="http://schemas.microsoft.com/office/drawing/2015/10/21/chartex" xmlns:cx3="http://schemas.microsoft.com/office/drawing/2016/5/9/chartex" xmlns:cx4="http://schemas.microsoft.com/office/drawing/2016/5/10/chartex" xmlns:cx5="http://schemas.microsoft.com/office/drawing/2016/5/11/chartex" xmlns:cx6="http://schemas.microsoft.com/office/drawing/2016/5/12/chartex" xmlns:cx7="http://schemas.microsoft.com/office/drawing/2016/5/13/chartex" xmlns:cx8="http://schemas.microsoft.com/office/drawing/2016/5/14/chartex" xmlns:mc="http://schemas.openxmlformats.org/markup-compatibility/2006" xmlns:aink="http://schemas.microsoft.com/office/drawing/2016/ink" xmlns:am3d="http://schemas.microsoft.com/office/drawing/2017/model3d" xmlns:o="urn:schemas-microsoft-com:office:office" xmlns:oel="http://schemas.microsoft.com/office/2019/extlst" xmlns:r="http://schemas.openxmlformats.org/officeDocument/2006/relationships" xmlns:m="http://schemas.openxmlformats.org/officeDocument/2006/math" xmlns:v="urn:schemas-microsoft-com:vml" xmlns:wp14="http://schemas.microsoft.com/office/word/2010/wordprocessingDrawing" xmlns:wp="http://schemas.openxmlformats.org/drawingml/2006/wordprocessingDrawing" xmlns:w10="urn:schemas-microsoft-com:office:word" xmlns:w="http://schemas.openxmlformats.org/wordprocessingml/2006/main" xmlns:w14="http://schemas.microsoft.com/office/word/2010/wordml" xmlns:w15="http://schemas.microsoft.com/office/word/2012/wordml" xmlns:w16cex="http://schemas.microsoft.com/office/word/2018/wordml/cex" xmlns:w16cid="http://schemas.microsoft.com/office/word/2016/wordml/cid" xmlns:w16="http://schemas.microsoft.com/office/word/2018/wordml" xmlns:w16du="http://schemas.microsoft.com/office/word/2023/wordml/word16du" xmlns:w16sdtdh="http://schemas.microsoft.com/office/word/2020/wordml/sdtdatahash" xmlns:w16sdtfl="http://schemas.microsoft.com/office/word/2024/wordml/sdtformatlock" xmlns:w16se="http://schemas.microsoft.com/office/word/2015/wordml/symex" xmlns:wpg="http://schemas.microsoft.com/office/word/2010/wordprocessingGroup" xmlns:wpi="http://schemas.microsoft.com/office/word/2010/wordprocessingInk" xmlns:wne="http://schemas.microsoft.com/office/word/2006/wordml" xmlns:wps="http://schemas.microsoft.com/office/word/2010/wordprocessingShape" mc:Ignorable="w14 w15 w16se w16cid w16 w16cex w16sdtdh w16sdtfl w16du wp14">
   <w:abstractNum w:abstractNumId="0" w15:restartNumberingAfterBreak="0">
     <w:nsid w:val="031E37FC"/>
     <w:multiLevelType w:val="hybridMultilevel"/>
@@ -22371,7 +23082,7 @@
 </file>
 
 <file path=word/styles.xml><?xml version="1.0" encoding="utf-8"?>
-<w:styles xmlns:mc="http://schemas.openxmlformats.org/markup-compatibility/2006" xmlns:r="http://schemas.openxmlformats.org/officeDocument/2006/relationships" xmlns:w="http://schemas.openxmlformats.org/wordprocessingml/2006/main" xmlns:w14="http://schemas.microsoft.com/office/word/2010/wordml" xmlns:w15="http://schemas.microsoft.com/office/word/2012/wordml" xmlns:w16cex="http://schemas.microsoft.com/office/word/2018/wordml/cex" xmlns:w16cid="http://schemas.microsoft.com/office/word/2016/wordml/cid" xmlns:w16="http://schemas.microsoft.com/office/word/2018/wordml" xmlns:w16du="http://schemas.microsoft.com/office/word/2023/wordml/word16du" xmlns:w16sdtdh="http://schemas.microsoft.com/office/word/2020/wordml/sdtdatahash" xmlns:w16se="http://schemas.microsoft.com/office/word/2015/wordml/symex" mc:Ignorable="w14 w15 w16se w16cid w16 w16cex w16sdtdh w16du">
+<w:styles xmlns:mc="http://schemas.openxmlformats.org/markup-compatibility/2006" xmlns:r="http://schemas.openxmlformats.org/officeDocument/2006/relationships" xmlns:w="http://schemas.openxmlformats.org/wordprocessingml/2006/main" xmlns:w14="http://schemas.microsoft.com/office/word/2010/wordml" xmlns:w15="http://schemas.microsoft.com/office/word/2012/wordml" xmlns:w16cex="http://schemas.microsoft.com/office/word/2018/wordml/cex" xmlns:w16cid="http://schemas.microsoft.com/office/word/2016/wordml/cid" xmlns:w16="http://schemas.microsoft.com/office/word/2018/wordml" xmlns:w16du="http://schemas.microsoft.com/office/word/2023/wordml/word16du" xmlns:w16sdtdh="http://schemas.microsoft.com/office/word/2020/wordml/sdtdatahash" xmlns:w16sdtfl="http://schemas.microsoft.com/office/word/2024/wordml/sdtformatlock" xmlns:w16se="http://schemas.microsoft.com/office/word/2015/wordml/symex" mc:Ignorable="w14 w15 w16se w16cid w16 w16cex w16sdtdh w16sdtfl w16du">
   <w:docDefaults>
     <w:rPrDefault>
       <w:rPr>
